--- a/lessons/9-6/downloads/9-6-notes-teacher.docx
+++ b/lessons/9-6/downloads/9-6-notes-teacher.docx
@@ -14,7 +14,7 @@
           <w:sz w:val="18"/>
           <w:szCs w:val="18"/>
         </w:rPr>
-        <w:t xml:space="preserve">UNIT 9  ·  LESSON 6      STANDARD 6.NS.8</w:t>
+        <w:t xml:space="preserve">UNIT 9  ·  LESSON 6      STANDARD 6.NOS.9</w:t>
       </w:r>
     </w:p>
     <w:p>
@@ -2634,6 +2634,32 @@
     </w:p>
     <w:p>
       <w:pPr>
+        <w:pStyle w:val="Heading2"/>
+        <w:spacing w:after="80" w:before="180"/>
+      </w:pPr>
+      <w:r>
+        <w:rPr>
+          <w:b/>
+          <w:bCs/>
+          <w:color w:val="12355B"/>
+          <w:sz w:val="24"/>
+          <w:szCs w:val="24"/>
+        </w:rPr>
+        <w:t xml:space="preserve">Level 1 Support</w:t>
+      </w:r>
+      <w:r>
+        <w:rPr>
+          <w:i/>
+          <w:iCs/>
+          <w:color w:val="1FA6A2"/>
+          <w:sz w:val="19"/>
+          <w:szCs w:val="19"/>
+        </w:rPr>
+        <w:t xml:space="preserve">   extra scaffolding</w:t>
+      </w:r>
+    </w:p>
+    <w:p>
+      <w:pPr>
         <w:keepNext/>
         <w:spacing w:after="60" w:before="160"/>
       </w:pPr>
@@ -2764,6 +2790,32 @@
     </w:tbl>
     <w:p>
       <w:pPr>
+        <w:pStyle w:val="Heading2"/>
+        <w:spacing w:after="80" w:before="180"/>
+      </w:pPr>
+      <w:r>
+        <w:rPr>
+          <w:b/>
+          <w:bCs/>
+          <w:color w:val="12355B"/>
+          <w:sz w:val="24"/>
+          <w:szCs w:val="24"/>
+        </w:rPr>
+        <w:t xml:space="preserve">On Level</w:t>
+      </w:r>
+      <w:r>
+        <w:rPr>
+          <w:i/>
+          <w:iCs/>
+          <w:color w:val="12355B"/>
+          <w:sz w:val="19"/>
+          <w:szCs w:val="19"/>
+        </w:rPr>
+        <w:t xml:space="preserve">   grade-level practice</w:t>
+      </w:r>
+    </w:p>
+    <w:p>
+      <w:pPr>
         <w:keepNext/>
         <w:spacing w:after="60" w:before="160"/>
       </w:pPr>
@@ -2914,7 +2966,7 @@
           <w:sz w:val="21"/>
           <w:szCs w:val="21"/>
         </w:rPr>
-        <w:t xml:space="preserve">The Bank is at (2, 3) and the Library is at (2, 9). How many blocks apart are they?</w:t>
+        <w:t xml:space="preserve">What is the distance between (2, 3) and (2, 8)?</w:t>
       </w:r>
     </w:p>
     <w:p>
@@ -2927,7 +2979,7 @@
           <w:sz w:val="20"/>
           <w:szCs w:val="20"/>
         </w:rPr>
-        <w:t xml:space="preserve">A)  6 blocks</w:t>
+        <w:t xml:space="preserve">A)  11 units</w:t>
       </w:r>
     </w:p>
     <w:p>
@@ -2940,7 +2992,7 @@
           <w:sz w:val="20"/>
           <w:szCs w:val="20"/>
         </w:rPr>
-        <w:t xml:space="preserve">B)  12 blocks</w:t>
+        <w:t xml:space="preserve">B)  5 units</w:t>
       </w:r>
     </w:p>
     <w:p>
@@ -2953,7 +3005,7 @@
           <w:sz w:val="20"/>
           <w:szCs w:val="20"/>
         </w:rPr>
-        <w:t xml:space="preserve">C)  3 blocks</w:t>
+        <w:t xml:space="preserve">C)  6 units</w:t>
       </w:r>
     </w:p>
     <w:p>
@@ -2966,7 +3018,7 @@
           <w:sz w:val="20"/>
           <w:szCs w:val="20"/>
         </w:rPr>
-        <w:t xml:space="preserve">D)  11 blocks</w:t>
+        <w:t xml:space="preserve">D)  5.5 units</w:t>
       </w:r>
     </w:p>
     <w:p>
@@ -3044,7 +3096,7 @@
           <w:sz w:val="21"/>
           <w:szCs w:val="21"/>
         </w:rPr>
-        <w:t xml:space="preserve">The Park is at (-4, 5) and City Hall is at (3, 5). How many blocks apart are they?</w:t>
+        <w:t xml:space="preserve">What is the distance between (-4, 1) and (3, 1)?</w:t>
       </w:r>
     </w:p>
     <w:p>
@@ -3057,7 +3109,7 @@
           <w:sz w:val="20"/>
           <w:szCs w:val="20"/>
         </w:rPr>
-        <w:t xml:space="preserve">A)  1 block</w:t>
+        <w:t xml:space="preserve">A)  1 unit</w:t>
       </w:r>
     </w:p>
     <w:p>
@@ -3070,7 +3122,7 @@
           <w:sz w:val="20"/>
           <w:szCs w:val="20"/>
         </w:rPr>
-        <w:t xml:space="preserve">B)  7 blocks</w:t>
+        <w:t xml:space="preserve">B)  12 units</w:t>
       </w:r>
     </w:p>
     <w:p>
@@ -3083,7 +3135,7 @@
           <w:sz w:val="20"/>
           <w:szCs w:val="20"/>
         </w:rPr>
-        <w:t xml:space="preserve">C)  12 blocks</w:t>
+        <w:t xml:space="preserve">C)  7 units</w:t>
       </w:r>
     </w:p>
     <w:p>
@@ -3096,7 +3148,7 @@
           <w:sz w:val="20"/>
           <w:szCs w:val="20"/>
         </w:rPr>
-        <w:t xml:space="preserve">D)  5 blocks</w:t>
+        <w:t xml:space="preserve">D)  -7 units</w:t>
       </w:r>
     </w:p>
     <w:p>
@@ -3154,6 +3206,292 @@
     </w:tbl>
     <w:p>
       <w:pPr>
+        <w:pStyle w:val="Heading2"/>
+        <w:spacing w:after="80" w:before="180"/>
+      </w:pPr>
+      <w:r>
+        <w:rPr>
+          <w:b/>
+          <w:bCs/>
+          <w:color w:val="12355B"/>
+          <w:sz w:val="24"/>
+          <w:szCs w:val="24"/>
+        </w:rPr>
+        <w:t xml:space="preserve">Level 2 Enrichment</w:t>
+      </w:r>
+      <w:r>
+        <w:rPr>
+          <w:i/>
+          <w:iCs/>
+          <w:color w:val="6B4FA0"/>
+          <w:sz w:val="19"/>
+          <w:szCs w:val="19"/>
+        </w:rPr>
+        <w:t xml:space="preserve">   stretch your thinking</w:t>
+      </w:r>
+    </w:p>
+    <w:p>
+      <w:pPr>
+        <w:keepNext/>
+        <w:spacing w:after="60" w:before="160"/>
+      </w:pPr>
+      <w:r>
+        <w:rPr>
+          <w:b/>
+          <w:bCs/>
+          <w:color w:val="12355B"/>
+          <w:sz w:val="22"/>
+          <w:szCs w:val="22"/>
+        </w:rPr>
+        <w:t xml:space="preserve">5.  </w:t>
+      </w:r>
+      <w:r>
+        <w:rPr>
+          <w:b/>
+          <w:bCs/>
+          <w:sz w:val="21"/>
+          <w:szCs w:val="21"/>
+        </w:rPr>
+        <w:t xml:space="preserve">A rectangle has corners (1, 2), (1, 5), (5, 5), and (5, 2). What is its perimeter?</w:t>
+      </w:r>
+    </w:p>
+    <w:p>
+      <w:pPr>
+        <w:spacing w:after="40"/>
+        <w:ind w:left="420"/>
+      </w:pPr>
+      <w:r>
+        <w:rPr>
+          <w:sz w:val="20"/>
+          <w:szCs w:val="20"/>
+        </w:rPr>
+        <w:t xml:space="preserve">A)  7 units</w:t>
+      </w:r>
+    </w:p>
+    <w:p>
+      <w:pPr>
+        <w:spacing w:after="40"/>
+        <w:ind w:left="420"/>
+      </w:pPr>
+      <w:r>
+        <w:rPr>
+          <w:sz w:val="20"/>
+          <w:szCs w:val="20"/>
+        </w:rPr>
+        <w:t xml:space="preserve">B)  12 units</w:t>
+      </w:r>
+    </w:p>
+    <w:p>
+      <w:pPr>
+        <w:spacing w:after="40"/>
+        <w:ind w:left="420"/>
+      </w:pPr>
+      <w:r>
+        <w:rPr>
+          <w:sz w:val="20"/>
+          <w:szCs w:val="20"/>
+        </w:rPr>
+        <w:t xml:space="preserve">C)  14 units</w:t>
+      </w:r>
+    </w:p>
+    <w:p>
+      <w:pPr>
+        <w:spacing w:after="40"/>
+        <w:ind w:left="420"/>
+      </w:pPr>
+      <w:r>
+        <w:rPr>
+          <w:sz w:val="20"/>
+          <w:szCs w:val="20"/>
+        </w:rPr>
+        <w:t xml:space="preserve">D)  10 units</w:t>
+      </w:r>
+    </w:p>
+    <w:p>
+      <w:pPr>
+        <w:spacing w:after="20"/>
+      </w:pPr>
+      <w:r>
+        <w:t xml:space="preserve"/>
+      </w:r>
+    </w:p>
+    <w:tbl>
+      <w:tblPr>
+        <w:tblW w:type="pct" w:w="100%"/>
+        <w:tblBorders>
+          <w:top w:val="single" w:color="C7D2DD" w:sz="6"/>
+          <w:left w:val="single" w:color="C7D2DD" w:sz="6"/>
+          <w:bottom w:val="single" w:color="C7D2DD" w:sz="6"/>
+          <w:right w:val="single" w:color="C7D2DD" w:sz="6"/>
+          <w:insideH w:val="single" w:color="auto" w:sz="4"/>
+          <w:insideV w:val="single" w:color="auto" w:sz="4"/>
+        </w:tblBorders>
+      </w:tblPr>
+      <w:tblGrid>
+        <w:gridCol w:w="100"/>
+      </w:tblGrid>
+      <w:tr>
+        <w:tc>
+          <w:tcPr>
+            <w:shd w:fill="FBF3E2" w:color="auto" w:val="clear"/>
+            <w:tcMar>
+              <w:top w:type="dxa" w:w="60"/>
+              <w:left w:type="dxa" w:w="120"/>
+              <w:bottom w:type="dxa" w:w="60"/>
+              <w:right w:type="dxa" w:w="120"/>
+            </w:tcMar>
+          </w:tcPr>
+          <w:p>
+            <w:pPr>
+              <w:spacing w:after="0" w:line="320"/>
+            </w:pPr>
+            <w:r>
+              <w:t xml:space="preserve"/>
+            </w:r>
+          </w:p>
+          <w:p>
+            <w:pPr>
+              <w:spacing w:after="0" w:line="320"/>
+            </w:pPr>
+            <w:r>
+              <w:t xml:space="preserve"/>
+            </w:r>
+          </w:p>
+        </w:tc>
+      </w:tr>
+    </w:tbl>
+    <w:p>
+      <w:pPr>
+        <w:keepNext/>
+        <w:spacing w:after="60" w:before="160"/>
+      </w:pPr>
+      <w:r>
+        <w:rPr>
+          <w:b/>
+          <w:bCs/>
+          <w:color w:val="12355B"/>
+          <w:sz w:val="22"/>
+          <w:szCs w:val="22"/>
+        </w:rPr>
+        <w:t xml:space="preserve">6.  </w:t>
+      </w:r>
+      <w:r>
+        <w:rPr>
+          <w:b/>
+          <w:bCs/>
+          <w:sz w:val="21"/>
+          <w:szCs w:val="21"/>
+        </w:rPr>
+        <w:t xml:space="preserve">How far apart are the points (-2, 5) and (-2, -3)?</w:t>
+      </w:r>
+    </w:p>
+    <w:p>
+      <w:pPr>
+        <w:spacing w:after="40"/>
+        <w:ind w:left="420"/>
+      </w:pPr>
+      <w:r>
+        <w:rPr>
+          <w:sz w:val="20"/>
+          <w:szCs w:val="20"/>
+        </w:rPr>
+        <w:t xml:space="preserve">A)  2 units</w:t>
+      </w:r>
+    </w:p>
+    <w:p>
+      <w:pPr>
+        <w:spacing w:after="40"/>
+        <w:ind w:left="420"/>
+      </w:pPr>
+      <w:r>
+        <w:rPr>
+          <w:sz w:val="20"/>
+          <w:szCs w:val="20"/>
+        </w:rPr>
+        <w:t xml:space="preserve">B)  8 units</w:t>
+      </w:r>
+    </w:p>
+    <w:p>
+      <w:pPr>
+        <w:spacing w:after="40"/>
+        <w:ind w:left="420"/>
+      </w:pPr>
+      <w:r>
+        <w:rPr>
+          <w:sz w:val="20"/>
+          <w:szCs w:val="20"/>
+        </w:rPr>
+        <w:t xml:space="preserve">C)  15 units</w:t>
+      </w:r>
+    </w:p>
+    <w:p>
+      <w:pPr>
+        <w:spacing w:after="40"/>
+        <w:ind w:left="420"/>
+      </w:pPr>
+      <w:r>
+        <w:rPr>
+          <w:sz w:val="20"/>
+          <w:szCs w:val="20"/>
+        </w:rPr>
+        <w:t xml:space="preserve">D)  -8 units</w:t>
+      </w:r>
+    </w:p>
+    <w:p>
+      <w:pPr>
+        <w:spacing w:after="20"/>
+      </w:pPr>
+      <w:r>
+        <w:t xml:space="preserve"/>
+      </w:r>
+    </w:p>
+    <w:tbl>
+      <w:tblPr>
+        <w:tblW w:type="pct" w:w="100%"/>
+        <w:tblBorders>
+          <w:top w:val="single" w:color="C7D2DD" w:sz="6"/>
+          <w:left w:val="single" w:color="C7D2DD" w:sz="6"/>
+          <w:bottom w:val="single" w:color="C7D2DD" w:sz="6"/>
+          <w:right w:val="single" w:color="C7D2DD" w:sz="6"/>
+          <w:insideH w:val="single" w:color="auto" w:sz="4"/>
+          <w:insideV w:val="single" w:color="auto" w:sz="4"/>
+        </w:tblBorders>
+      </w:tblPr>
+      <w:tblGrid>
+        <w:gridCol w:w="100"/>
+      </w:tblGrid>
+      <w:tr>
+        <w:tc>
+          <w:tcPr>
+            <w:shd w:fill="FBF3E2" w:color="auto" w:val="clear"/>
+            <w:tcMar>
+              <w:top w:type="dxa" w:w="60"/>
+              <w:left w:type="dxa" w:w="120"/>
+              <w:bottom w:type="dxa" w:w="60"/>
+              <w:right w:type="dxa" w:w="120"/>
+            </w:tcMar>
+          </w:tcPr>
+          <w:p>
+            <w:pPr>
+              <w:spacing w:after="0" w:line="320"/>
+            </w:pPr>
+            <w:r>
+              <w:t xml:space="preserve"/>
+            </w:r>
+          </w:p>
+          <w:p>
+            <w:pPr>
+              <w:spacing w:after="0" w:line="320"/>
+            </w:pPr>
+            <w:r>
+              <w:t xml:space="preserve"/>
+            </w:r>
+          </w:p>
+        </w:tc>
+      </w:tr>
+    </w:tbl>
+    <w:p>
+      <w:pPr>
         <w:pStyle w:val="Heading1"/>
         <w:pageBreakBefore/>
         <w:pBdr>
@@ -3522,23 +3860,17 @@
     </w:p>
     <w:p>
       <w:pPr>
-        <w:spacing w:after="80"/>
-      </w:pPr>
-      <w:r>
-        <w:rPr>
-          <w:b/>
-          <w:bCs/>
-          <w:sz w:val="21"/>
-          <w:szCs w:val="21"/>
-        </w:rPr>
-        <w:t xml:space="preserve">1.  </w:t>
-      </w:r>
-      <w:r>
-        <w:rPr>
-          <w:sz w:val="21"/>
-          <w:szCs w:val="21"/>
-        </w:rPr>
-        <w:t xml:space="preserve">A)  14 units</w:t>
+        <w:spacing w:after="100"/>
+      </w:pPr>
+      <w:r>
+        <w:rPr>
+          <w:b/>
+          <w:bCs/>
+          <w:color w:val="B97A12"/>
+          <w:sz w:val="20"/>
+          <w:szCs w:val="20"/>
+        </w:rPr>
+        <w:t xml:space="preserve">Watch for this mistake:  </w:t>
       </w:r>
       <w:r>
         <w:rPr>
@@ -3548,7 +3880,23 @@
           <w:sz w:val="19"/>
           <w:szCs w:val="19"/>
         </w:rPr>
-        <w:t xml:space="preserve">  — Width = 5 - 1 = 4. Height = 4 - 1 = 3. Perimeter = 2(4 + 3) = 14.</w:t>
+        <w:t xml:space="preserve">A common mistake in Distance on the Coordinate Plane is subtracting the coordinates as if both points were on the same side of zero, instead of adding their absolute values when the points are on opposite sides. For example, to find the distance between (-6, 3) and (2, 3), a student might subtract 6 − 2 = 4, but since -6 and 2 are on opposite sides of zero, the absolute values must be added instead: |-6| + |2| = 6 + 2 = 8. The correct distance is 8 units, not 4. Before you submit, ask: 'Are these two points on opposite sides of zero — and if so, did I add the absolute values instead of subtracting?'</w:t>
+      </w:r>
+    </w:p>
+    <w:p>
+      <w:pPr>
+        <w:pStyle w:val="Heading2"/>
+        <w:spacing w:after="80" w:before="180"/>
+      </w:pPr>
+      <w:r>
+        <w:rPr>
+          <w:b/>
+          <w:bCs/>
+          <w:color w:val="12355B"/>
+          <w:sz w:val="24"/>
+          <w:szCs w:val="24"/>
+        </w:rPr>
+        <w:t xml:space="preserve">Level 1 Support</w:t>
       </w:r>
     </w:p>
     <w:p>
@@ -3562,14 +3910,14 @@
           <w:sz w:val="21"/>
           <w:szCs w:val="21"/>
         </w:rPr>
-        <w:t xml:space="preserve">2.  </w:t>
-      </w:r>
-      <w:r>
-        <w:rPr>
-          <w:sz w:val="21"/>
-          <w:szCs w:val="21"/>
-        </w:rPr>
-        <w:t xml:space="preserve">A)  12 units</w:t>
+        <w:t xml:space="preserve">1.  </w:t>
+      </w:r>
+      <w:r>
+        <w:rPr>
+          <w:sz w:val="21"/>
+          <w:szCs w:val="21"/>
+        </w:rPr>
+        <w:t xml:space="preserve">A)  14 units</w:t>
       </w:r>
       <w:r>
         <w:rPr>
@@ -3579,7 +3927,23 @@
           <w:sz w:val="19"/>
           <w:szCs w:val="19"/>
         </w:rPr>
-        <w:t xml:space="preserve">  — Same x = -3. Distance = |5 - (-7)| = |5 + 7| = 12 units.</w:t>
+        <w:t xml:space="preserve">  — Width = 5 - 1 = 4. Height = 4 - 1 = 3. Perimeter = 2(4 + 3) = 14.</w:t>
+      </w:r>
+    </w:p>
+    <w:p>
+      <w:pPr>
+        <w:pStyle w:val="Heading2"/>
+        <w:spacing w:after="80" w:before="180"/>
+      </w:pPr>
+      <w:r>
+        <w:rPr>
+          <w:b/>
+          <w:bCs/>
+          <w:color w:val="12355B"/>
+          <w:sz w:val="24"/>
+          <w:szCs w:val="24"/>
+        </w:rPr>
+        <w:t xml:space="preserve">On Level</w:t>
       </w:r>
     </w:p>
     <w:p>
@@ -3593,14 +3957,14 @@
           <w:sz w:val="21"/>
           <w:szCs w:val="21"/>
         </w:rPr>
-        <w:t xml:space="preserve">3.  </w:t>
-      </w:r>
-      <w:r>
-        <w:rPr>
-          <w:sz w:val="21"/>
-          <w:szCs w:val="21"/>
-        </w:rPr>
-        <w:t xml:space="preserve">A)  6 blocks</w:t>
+        <w:t xml:space="preserve">2.  </w:t>
+      </w:r>
+      <w:r>
+        <w:rPr>
+          <w:sz w:val="21"/>
+          <w:szCs w:val="21"/>
+        </w:rPr>
+        <w:t xml:space="preserve">A)  12 units</w:t>
       </w:r>
       <w:r>
         <w:rPr>
@@ -3610,7 +3974,7 @@
           <w:sz w:val="19"/>
           <w:szCs w:val="19"/>
         </w:rPr>
-        <w:t xml:space="preserve">  — Same x = 2, so the segment is vertical. Distance = |9 - 3| = 6 blocks.</w:t>
+        <w:t xml:space="preserve">  — Same x = -3. Distance = |5 - (-7)| = |5 + 7| = 12 units.</w:t>
       </w:r>
     </w:p>
     <w:p>
@@ -3624,14 +3988,14 @@
           <w:sz w:val="21"/>
           <w:szCs w:val="21"/>
         </w:rPr>
-        <w:t xml:space="preserve">4.  </w:t>
-      </w:r>
-      <w:r>
-        <w:rPr>
-          <w:sz w:val="21"/>
-          <w:szCs w:val="21"/>
-        </w:rPr>
-        <w:t xml:space="preserve">B)  7 blocks</w:t>
+        <w:t xml:space="preserve">3.  </w:t>
+      </w:r>
+      <w:r>
+        <w:rPr>
+          <w:sz w:val="21"/>
+          <w:szCs w:val="21"/>
+        </w:rPr>
+        <w:t xml:space="preserve">B)  5 units</w:t>
       </w:r>
       <w:r>
         <w:rPr>
@@ -3641,7 +4005,116 @@
           <w:sz w:val="19"/>
           <w:szCs w:val="19"/>
         </w:rPr>
-        <w:t xml:space="preserve">  — Same y = 5, so the segment is horizontal. The points are on opposite sides of zero, so add the absolute values: |-4| + |3| = 4 + 3 = 7 blocks.</w:t>
+        <w:t xml:space="preserve">  — The x-coordinates match, so distance = |8 - 3| = 5 units.</w:t>
+      </w:r>
+    </w:p>
+    <w:p>
+      <w:pPr>
+        <w:spacing w:after="80"/>
+      </w:pPr>
+      <w:r>
+        <w:rPr>
+          <w:b/>
+          <w:bCs/>
+          <w:sz w:val="21"/>
+          <w:szCs w:val="21"/>
+        </w:rPr>
+        <w:t xml:space="preserve">4.  </w:t>
+      </w:r>
+      <w:r>
+        <w:rPr>
+          <w:sz w:val="21"/>
+          <w:szCs w:val="21"/>
+        </w:rPr>
+        <w:t xml:space="preserve">C)  7 units</w:t>
+      </w:r>
+      <w:r>
+        <w:rPr>
+          <w:i/>
+          <w:iCs/>
+          <w:color w:val="5F6F80"/>
+          <w:sz w:val="19"/>
+          <w:szCs w:val="19"/>
+        </w:rPr>
+        <w:t xml:space="preserve">  — The y-coordinates match, so distance = |3 - (-4)| = 7 units.</w:t>
+      </w:r>
+    </w:p>
+    <w:p>
+      <w:pPr>
+        <w:pStyle w:val="Heading2"/>
+        <w:spacing w:after="80" w:before="180"/>
+      </w:pPr>
+      <w:r>
+        <w:rPr>
+          <w:b/>
+          <w:bCs/>
+          <w:color w:val="12355B"/>
+          <w:sz w:val="24"/>
+          <w:szCs w:val="24"/>
+        </w:rPr>
+        <w:t xml:space="preserve">Level 2 Enrichment</w:t>
+      </w:r>
+    </w:p>
+    <w:p>
+      <w:pPr>
+        <w:spacing w:after="80"/>
+      </w:pPr>
+      <w:r>
+        <w:rPr>
+          <w:b/>
+          <w:bCs/>
+          <w:sz w:val="21"/>
+          <w:szCs w:val="21"/>
+        </w:rPr>
+        <w:t xml:space="preserve">5.  </w:t>
+      </w:r>
+      <w:r>
+        <w:rPr>
+          <w:sz w:val="21"/>
+          <w:szCs w:val="21"/>
+        </w:rPr>
+        <w:t xml:space="preserve">C)  14 units</w:t>
+      </w:r>
+      <w:r>
+        <w:rPr>
+          <w:i/>
+          <w:iCs/>
+          <w:color w:val="5F6F80"/>
+          <w:sz w:val="19"/>
+          <w:szCs w:val="19"/>
+        </w:rPr>
+        <w:t xml:space="preserve">  — Width = |5 - 1| = 4, height = |5 - 2| = 3, so perimeter = 2(4 + 3) = 14 units. (Area would be 12 sq units, so perimeter and area are different here.)</w:t>
+      </w:r>
+    </w:p>
+    <w:p>
+      <w:pPr>
+        <w:spacing w:after="80"/>
+      </w:pPr>
+      <w:r>
+        <w:rPr>
+          <w:b/>
+          <w:bCs/>
+          <w:sz w:val="21"/>
+          <w:szCs w:val="21"/>
+        </w:rPr>
+        <w:t xml:space="preserve">6.  </w:t>
+      </w:r>
+      <w:r>
+        <w:rPr>
+          <w:sz w:val="21"/>
+          <w:szCs w:val="21"/>
+        </w:rPr>
+        <w:t xml:space="preserve">B)  8 units</w:t>
+      </w:r>
+      <w:r>
+        <w:rPr>
+          <w:i/>
+          <w:iCs/>
+          <w:color w:val="5F6F80"/>
+          <w:sz w:val="19"/>
+          <w:szCs w:val="19"/>
+        </w:rPr>
+        <w:t xml:space="preserve">  — The x-coordinates match, so distance = |5 - (-3)| = 8 units.</w:t>
       </w:r>
     </w:p>
     <w:p>

--- a/lessons/9-6/downloads/9-6-notes-teacher.docx
+++ b/lessons/9-6/downloads/9-6-notes-teacher.docx
@@ -1423,7 +1423,22 @@
           <w:sz w:val="30"/>
           <w:szCs w:val="30"/>
         </w:rPr>
-        <w:t xml:space="preserve">Worked Example</w:t>
+        <w:t xml:space="preserve">Write About the Math</w:t>
+      </w:r>
+    </w:p>
+    <w:p>
+      <w:pPr>
+        <w:spacing w:after="100"/>
+      </w:pPr>
+      <w:r>
+        <w:rPr>
+          <w:i/>
+          <w:iCs/>
+          <w:color w:val="5F6F80"/>
+          <w:sz w:val="19"/>
+          <w:szCs w:val="19"/>
+        </w:rPr>
+        <w:t xml:space="preserve">Use the support level you need. Every level answers the same math question.</w:t>
       </w:r>
     </w:p>
     <w:p>
@@ -1439,17 +1454,17 @@
           <w:sz w:val="24"/>
           <w:szCs w:val="24"/>
         </w:rPr>
-        <w:t xml:space="preserve">Watch &amp; Read</w:t>
+        <w:t xml:space="preserve">1. Understand the Question</w:t>
       </w:r>
       <w:r>
         <w:rPr>
           <w:i/>
           <w:iCs/>
-          <w:color w:val="1FA6A2"/>
+          <w:color w:val="B97A12"/>
           <w:sz w:val="19"/>
           <w:szCs w:val="19"/>
         </w:rPr>
-        <w:t xml:space="preserve">   I Do — follow along with your teacher</w:t>
+        <w:t xml:space="preserve">   explain</w:t>
       </w:r>
     </w:p>
     <w:tbl>
@@ -1484,25 +1499,44 @@
             </w:pPr>
             <w:r>
               <w:rPr>
+                <w:color w:val="1A2733"/>
+                <w:sz w:val="21"/>
+                <w:szCs w:val="21"/>
+              </w:rPr>
+              <w:t xml:space="preserve">One point is at (-3, 1) and another is at (4, 1). How does absolute value help you find the distance across zero?</w:t>
+            </w:r>
+          </w:p>
+          <w:p>
+            <w:pPr>
+              <w:spacing w:after="0"/>
+            </w:pPr>
+            <w:r>
+              <w:rPr>
                 <w:b/>
                 <w:bCs/>
                 <w:color w:val="12355B"/>
-                <w:sz w:val="22"/>
-                <w:szCs w:val="22"/>
+                <w:sz w:val="20"/>
+                <w:szCs w:val="20"/>
               </w:rPr>
-              <w:t xml:space="preserve">Treasure Distances</w:t>
-            </w:r>
-          </w:p>
-          <w:p>
-            <w:pPr>
-              <w:spacing w:after="0"/>
-            </w:pPr>
+              <w:t xml:space="preserve">Your job:  </w:t>
+            </w:r>
             <w:r>
               <w:rPr>
-                <w:sz w:val="21"/>
-                <w:szCs w:val="21"/>
+                <w:sz w:val="20"/>
+                <w:szCs w:val="20"/>
               </w:rPr>
-              <w:t xml:space="preserve">Captain Vega has two treasure locations on her map: a buried chest at (-3, 2) and a hidden cave at (4, 2). Both are at the same height (y = 2) on the map. She needs to figure out how far apart they are so she knows how much rope to bring. Another pair of treasures is at (1, -3) and (1, 5) — same column, different rows. How far apart is each pair?</w:t>
+              <w:t xml:space="preserve">Answer the question. Use math evidence. Explain how the evidence proves your answer.</w:t>
+            </w:r>
+            <w:r>
+              <w:rPr>
+                <w:i/>
+                <w:iCs/>
+                <w:color w:val="5F6F80"/>
+                <w:sz w:val="18"/>
+                <w:szCs w:val="18"/>
+              </w:rPr>
+              <w:br/>
+              <w:t xml:space="preserve">Responde la pregunta. Usa evidencia matemática. Explica cómo la evidencia demuestra tu respuesta.</w:t>
             </w:r>
           </w:p>
         </w:tc>
@@ -1510,94 +1544,6 @@
     </w:tbl>
     <w:p>
       <w:pPr>
-        <w:spacing w:after="80"/>
-      </w:pPr>
-      <w:r>
-        <w:t xml:space="preserve"/>
-      </w:r>
-    </w:p>
-    <w:p>
-      <w:pPr>
-        <w:spacing w:after="50" w:before="60"/>
-      </w:pPr>
-      <w:r>
-        <w:rPr>
-          <w:b/>
-          <w:bCs/>
-          <w:color w:val="12355B"/>
-          <w:sz w:val="21"/>
-          <w:szCs w:val="21"/>
-        </w:rPr>
-        <w:t xml:space="preserve">Think about:</w:t>
-      </w:r>
-    </w:p>
-    <w:p>
-      <w:pPr>
-        <w:spacing w:after="40"/>
-        <w:ind w:left="300"/>
-      </w:pPr>
-      <w:r>
-        <w:rPr>
-          <w:sz w:val="20"/>
-          <w:szCs w:val="20"/>
-        </w:rPr>
-        <w:t xml:space="preserve">•  What do the two points (-3, 2) and (4, 2) have in common?</w:t>
-      </w:r>
-    </w:p>
-    <w:p>
-      <w:pPr>
-        <w:spacing w:after="40"/>
-        <w:ind w:left="300"/>
-      </w:pPr>
-      <w:r>
-        <w:rPr>
-          <w:sz w:val="20"/>
-          <w:szCs w:val="20"/>
-        </w:rPr>
-        <w:t xml:space="preserve">•  How can you count the distance between points in the same row?</w:t>
-      </w:r>
-    </w:p>
-    <w:p>
-      <w:pPr>
-        <w:spacing w:after="40"/>
-        <w:ind w:left="300"/>
-      </w:pPr>
-      <w:r>
-        <w:rPr>
-          <w:sz w:val="20"/>
-          <w:szCs w:val="20"/>
-        </w:rPr>
-        <w:t xml:space="preserve">•  How does absolute value help when one point has a negative coordinate?</w:t>
-      </w:r>
-    </w:p>
-    <w:p>
-      <w:pPr>
-        <w:spacing w:after="40"/>
-        <w:ind w:left="300"/>
-      </w:pPr>
-      <w:r>
-        <w:rPr>
-          <w:sz w:val="20"/>
-          <w:szCs w:val="20"/>
-        </w:rPr>
-        <w:t xml:space="preserve">•  What if the two points are NOT in the same row or column?</w:t>
-      </w:r>
-    </w:p>
-    <w:p>
-      <w:pPr>
-        <w:spacing w:after="40"/>
-        <w:ind w:left="300"/>
-      </w:pPr>
-      <w:r>
-        <w:rPr>
-          <w:sz w:val="20"/>
-          <w:szCs w:val="20"/>
-        </w:rPr>
-        <w:t xml:space="preserve">•  Is the distance between -3 and 4 the same as the distance between 4 and -3?</w:t>
-      </w:r>
-    </w:p>
-    <w:p>
-      <w:pPr>
         <w:pStyle w:val="Heading2"/>
         <w:spacing w:after="80" w:before="180"/>
       </w:pPr>
@@ -1609,7 +1555,7 @@
           <w:sz w:val="24"/>
           <w:szCs w:val="24"/>
         </w:rPr>
-        <w:t xml:space="preserve">Solved Example</w:t>
+        <w:t xml:space="preserve">2. Plan Your Math Words</w:t>
       </w:r>
       <w:r>
         <w:rPr>
@@ -1619,172 +1565,299 @@
           <w:sz w:val="19"/>
           <w:szCs w:val="19"/>
         </w:rPr>
-        <w:t xml:space="preserve">   I Do — watch each step</w:t>
-      </w:r>
-    </w:p>
-    <w:p>
-      <w:pPr>
-        <w:keepNext/>
-        <w:spacing w:after="40"/>
-      </w:pPr>
-      <w:r>
-        <w:rPr>
-          <w:b/>
-          <w:bCs/>
-          <w:color w:val="12355B"/>
-          <w:sz w:val="21"/>
-          <w:szCs w:val="21"/>
-        </w:rPr>
-        <w:t xml:space="preserve">Problem:  </w:t>
-      </w:r>
-      <w:r>
-        <w:rPr>
-          <w:sz w:val="21"/>
-          <w:szCs w:val="21"/>
-        </w:rPr>
-        <w:t xml:space="preserve">What is the distance between (-4, 3) and (2, 3)?</w:t>
-      </w:r>
-    </w:p>
-    <w:p>
-      <w:pPr>
-        <w:spacing w:after="30"/>
-        <w:ind w:left="420"/>
-      </w:pPr>
-      <w:r>
-        <w:rPr>
+        <w:t xml:space="preserve">   check at least two</w:t>
+      </w:r>
+    </w:p>
+    <w:p>
+      <w:pPr>
+        <w:spacing w:after="60"/>
+      </w:pPr>
+      <w:r>
+        <w:rPr>
+          <w:b/>
+          <w:bCs/>
+          <w:color w:val="1FA6A2"/>
+          <w:sz w:val="22"/>
+          <w:szCs w:val="22"/>
+        </w:rPr>
+        <w:t xml:space="preserve">☐  </w:t>
+      </w:r>
+      <w:r>
+        <w:rPr>
+          <w:b/>
+          <w:bCs/>
+          <w:color w:val="12355B"/>
           <w:sz w:val="20"/>
           <w:szCs w:val="20"/>
         </w:rPr>
-        <w:t xml:space="preserve">A)  2 units</w:t>
-      </w:r>
-    </w:p>
-    <w:p>
-      <w:pPr>
-        <w:spacing w:after="30"/>
-        <w:ind w:left="420"/>
-      </w:pPr>
+        <w:t xml:space="preserve">Distance — </w:t>
+      </w:r>
       <w:r>
         <w:rPr>
           <w:sz w:val="20"/>
           <w:szCs w:val="20"/>
         </w:rPr>
-        <w:t xml:space="preserve">B)  4 units</w:t>
-      </w:r>
-    </w:p>
-    <w:p>
-      <w:pPr>
-        <w:spacing w:after="30"/>
-        <w:ind w:left="420"/>
-      </w:pPr>
-      <w:r>
-        <w:rPr>
+        <w:t xml:space="preserve">How far apart two points are. It is never negative.</w:t>
+      </w:r>
+      <w:r>
+        <w:rPr>
+          <w:i/>
+          <w:iCs/>
+          <w:color w:val="5F6F80"/>
+          <w:sz w:val="18"/>
+          <w:szCs w:val="18"/>
+        </w:rPr>
+        <w:br/>
+        <w:t xml:space="preserve">Distancia — Qué tan separados están dos puntos. Nunca es negativo.</w:t>
+      </w:r>
+    </w:p>
+    <w:p>
+      <w:pPr>
+        <w:spacing w:after="60"/>
+      </w:pPr>
+      <w:r>
+        <w:rPr>
+          <w:b/>
+          <w:bCs/>
+          <w:color w:val="1FA6A2"/>
+          <w:sz w:val="22"/>
+          <w:szCs w:val="22"/>
+        </w:rPr>
+        <w:t xml:space="preserve">☐  </w:t>
+      </w:r>
+      <w:r>
+        <w:rPr>
+          <w:b/>
+          <w:bCs/>
+          <w:color w:val="12355B"/>
           <w:sz w:val="20"/>
           <w:szCs w:val="20"/>
         </w:rPr>
-        <w:t xml:space="preserve">C)  6 units</w:t>
-      </w:r>
-    </w:p>
-    <w:p>
-      <w:pPr>
-        <w:spacing w:after="30"/>
-        <w:ind w:left="420"/>
-      </w:pPr>
+        <w:t xml:space="preserve">Absolute value — </w:t>
+      </w:r>
       <w:r>
         <w:rPr>
           <w:sz w:val="20"/>
           <w:szCs w:val="20"/>
         </w:rPr>
-        <w:t xml:space="preserve">D)  8 units</w:t>
-      </w:r>
-    </w:p>
-    <w:p>
-      <w:pPr>
-        <w:spacing w:after="20" w:before="50"/>
+        <w:t xml:space="preserve">How far a number is from zero.</w:t>
+      </w:r>
+      <w:r>
+        <w:rPr>
+          <w:i/>
+          <w:iCs/>
+          <w:color w:val="5F6F80"/>
+          <w:sz w:val="18"/>
+          <w:szCs w:val="18"/>
+        </w:rPr>
+        <w:br/>
+        <w:t xml:space="preserve">Valor absoluto — Qué tan lejos está un número de cero.</w:t>
+      </w:r>
+    </w:p>
+    <w:p>
+      <w:pPr>
+        <w:spacing w:after="60"/>
       </w:pPr>
       <w:r>
         <w:rPr>
           <w:b/>
           <w:bCs/>
           <w:color w:val="1FA6A2"/>
-          <w:sz w:val="21"/>
-          <w:szCs w:val="21"/>
-        </w:rPr>
-        <w:t xml:space="preserve">Step 1:  </w:t>
-      </w:r>
-      <w:r>
-        <w:rPr>
-          <w:sz w:val="21"/>
-          <w:szCs w:val="21"/>
-        </w:rPr>
-        <w:t xml:space="preserve">Both points have y = 3, so this is a horizontal distance.</w:t>
-      </w:r>
-    </w:p>
-    <w:p>
-      <w:pPr>
-        <w:spacing w:after="20" w:before="50"/>
+          <w:sz w:val="22"/>
+          <w:szCs w:val="22"/>
+        </w:rPr>
+        <w:t xml:space="preserve">☐  </w:t>
+      </w:r>
+      <w:r>
+        <w:rPr>
+          <w:b/>
+          <w:bCs/>
+          <w:color w:val="12355B"/>
+          <w:sz w:val="20"/>
+          <w:szCs w:val="20"/>
+        </w:rPr>
+        <w:t xml:space="preserve">Coordinate plane — </w:t>
+      </w:r>
+      <w:r>
+        <w:rPr>
+          <w:sz w:val="20"/>
+          <w:szCs w:val="20"/>
+        </w:rPr>
+        <w:t xml:space="preserve">A grid with a line going across and a line going up that cross.</w:t>
+      </w:r>
+      <w:r>
+        <w:rPr>
+          <w:i/>
+          <w:iCs/>
+          <w:color w:val="5F6F80"/>
+          <w:sz w:val="18"/>
+          <w:szCs w:val="18"/>
+        </w:rPr>
+        <w:br/>
+        <w:t xml:space="preserve">Plano cartesiano — Una cuadrícula con una línea horizontal y una vertical que se cruzan.</w:t>
+      </w:r>
+    </w:p>
+    <w:p>
+      <w:pPr>
+        <w:spacing w:after="60"/>
       </w:pPr>
       <w:r>
         <w:rPr>
           <w:b/>
           <w:bCs/>
           <w:color w:val="1FA6A2"/>
-          <w:sz w:val="21"/>
-          <w:szCs w:val="21"/>
-        </w:rPr>
-        <w:t xml:space="preserve">Step 2:  </w:t>
-      </w:r>
-      <w:r>
-        <w:rPr>
-          <w:sz w:val="21"/>
-          <w:szCs w:val="21"/>
-        </w:rPr>
-        <w:t xml:space="preserve">|2 - (-4)| = |2 + 4| = 6 units.</w:t>
-      </w:r>
-    </w:p>
-    <w:p>
-      <w:pPr>
-        <w:spacing w:after="40" w:before="60"/>
-      </w:pPr>
-      <w:r>
-        <w:rPr>
-          <w:b/>
-          <w:bCs/>
-          <w:color w:val="12355B"/>
-          <w:sz w:val="21"/>
-          <w:szCs w:val="21"/>
-        </w:rPr>
-        <w:t xml:space="preserve">Answer:  </w:t>
-      </w:r>
-      <w:r>
-        <w:rPr>
-          <w:b/>
-          <w:bCs/>
-          <w:sz w:val="21"/>
-          <w:szCs w:val="21"/>
-        </w:rPr>
-        <w:t xml:space="preserve">C. 6 units</w:t>
-      </w:r>
-    </w:p>
-    <w:p>
-      <w:pPr>
-        <w:pStyle w:val="Heading1"/>
-        <w:pageBreakBefore/>
-        <w:pBdr>
-          <w:bottom w:val="single" w:color="1FA6A2" w:sz="14" w:space="6"/>
-        </w:pBdr>
-        <w:spacing w:after="140" w:before="0"/>
-      </w:pPr>
-      <w:r>
-        <w:rPr>
-          <w:b/>
-          <w:bCs/>
-          <w:color w:val="12355B"/>
-          <w:sz w:val="30"/>
-          <w:szCs w:val="30"/>
-        </w:rPr>
-        <w:t xml:space="preserve">Guided Practice</w:t>
-      </w:r>
-    </w:p>
+          <w:sz w:val="22"/>
+          <w:szCs w:val="22"/>
+        </w:rPr>
+        <w:t xml:space="preserve">☐  </w:t>
+      </w:r>
+      <w:r>
+        <w:rPr>
+          <w:b/>
+          <w:bCs/>
+          <w:color w:val="12355B"/>
+          <w:sz w:val="20"/>
+          <w:szCs w:val="20"/>
+        </w:rPr>
+        <w:t xml:space="preserve">Horizontal distance — </w:t>
+      </w:r>
+      <w:r>
+        <w:rPr>
+          <w:sz w:val="20"/>
+          <w:szCs w:val="20"/>
+        </w:rPr>
+        <w:t xml:space="preserve">How far apart two points are going left or right.</w:t>
+      </w:r>
+      <w:r>
+        <w:rPr>
+          <w:i/>
+          <w:iCs/>
+          <w:color w:val="5F6F80"/>
+          <w:sz w:val="18"/>
+          <w:szCs w:val="18"/>
+        </w:rPr>
+        <w:br/>
+        <w:t xml:space="preserve">Distancia horizontal — Qué tan separados están dos puntos yendo a la izquierda o a la derecha.</w:t>
+      </w:r>
+    </w:p>
+    <w:p>
+      <w:pPr>
+        <w:spacing w:after="60"/>
+      </w:pPr>
+      <w:r>
+        <w:rPr>
+          <w:b/>
+          <w:bCs/>
+          <w:color w:val="1FA6A2"/>
+          <w:sz w:val="22"/>
+          <w:szCs w:val="22"/>
+        </w:rPr>
+        <w:t xml:space="preserve">☐  </w:t>
+      </w:r>
+      <w:r>
+        <w:rPr>
+          <w:b/>
+          <w:bCs/>
+          <w:color w:val="12355B"/>
+          <w:sz w:val="20"/>
+          <w:szCs w:val="20"/>
+        </w:rPr>
+        <w:t xml:space="preserve">Vertical distance — </w:t>
+      </w:r>
+      <w:r>
+        <w:rPr>
+          <w:sz w:val="20"/>
+          <w:szCs w:val="20"/>
+        </w:rPr>
+        <w:t xml:space="preserve">How far apart two points are going up or down.</w:t>
+      </w:r>
+      <w:r>
+        <w:rPr>
+          <w:i/>
+          <w:iCs/>
+          <w:color w:val="5F6F80"/>
+          <w:sz w:val="18"/>
+          <w:szCs w:val="18"/>
+        </w:rPr>
+        <w:br/>
+        <w:t xml:space="preserve">Distancia vertical — Qué tan separados están dos puntos yendo hacia arriba o hacia abajo.</w:t>
+      </w:r>
+    </w:p>
+    <w:tbl>
+      <w:tblPr>
+        <w:tblW w:type="pct" w:w="100%"/>
+        <w:tblBorders>
+          <w:top w:val="single" w:color="1FA6A2" w:sz="8"/>
+          <w:left w:val="single" w:color="1FA6A2" w:sz="8"/>
+          <w:bottom w:val="single" w:color="1FA6A2" w:sz="8"/>
+          <w:right w:val="single" w:color="1FA6A2" w:sz="8"/>
+          <w:insideH w:val="single" w:color="auto" w:sz="4"/>
+          <w:insideV w:val="single" w:color="auto" w:sz="4"/>
+        </w:tblBorders>
+      </w:tblPr>
+      <w:tblGrid>
+        <w:gridCol w:w="100"/>
+      </w:tblGrid>
+      <w:tr>
+        <w:tc>
+          <w:tcPr>
+            <w:shd w:fill="F7FFFD" w:color="auto" w:val="clear"/>
+            <w:tcMar>
+              <w:top w:type="dxa" w:w="120"/>
+              <w:left w:type="dxa" w:w="180"/>
+              <w:bottom w:type="dxa" w:w="120"/>
+              <w:right w:type="dxa" w:w="180"/>
+            </w:tcMar>
+          </w:tcPr>
+          <w:p>
+            <w:pPr>
+              <w:spacing w:after="50"/>
+            </w:pPr>
+            <w:r>
+              <w:rPr>
+                <w:b/>
+                <w:bCs/>
+                <w:color w:val="1FA6A2"/>
+                <w:sz w:val="20"/>
+                <w:szCs w:val="20"/>
+              </w:rPr>
+              <w:t xml:space="preserve">Say it first:  </w:t>
+            </w:r>
+            <w:r>
+              <w:rPr>
+                <w:sz w:val="20"/>
+                <w:szCs w:val="20"/>
+              </w:rPr>
+              <w:t xml:space="preserve">Say your idea to a partner or quietly to yourself before you write.</w:t>
+            </w:r>
+          </w:p>
+          <w:p>
+            <w:pPr>
+              <w:spacing w:after="60"/>
+            </w:pPr>
+            <w:r>
+              <w:rPr>
+                <w:color w:val="1A2733"/>
+                <w:sz w:val="21"/>
+                <w:szCs w:val="21"/>
+              </w:rPr>
+              <w:t xml:space="preserve">The distance is |4| + |-3|, which equals ___.</w:t>
+            </w:r>
+            <w:r>
+              <w:rPr>
+                <w:i/>
+                <w:iCs/>
+                <w:color w:val="5F6F80"/>
+                <w:sz w:val="19"/>
+                <w:szCs w:val="19"/>
+              </w:rPr>
+              <w:br/>
+              <w:t xml:space="preserve">La distancia es |4| + |-3|, que es ___.</w:t>
+            </w:r>
+          </w:p>
+        </w:tc>
+      </w:tr>
+    </w:tbl>
     <w:p>
       <w:pPr>
         <w:pStyle w:val="Heading2"/>
@@ -1798,181 +1871,17 @@
           <w:sz w:val="24"/>
           <w:szCs w:val="24"/>
         </w:rPr>
-        <w:t xml:space="preserve">Solve Together</w:t>
+        <w:t xml:space="preserve">3. Build Your Explanation</w:t>
       </w:r>
       <w:r>
         <w:rPr>
           <w:i/>
           <w:iCs/>
-          <w:color w:val="6B4FA0"/>
+          <w:color w:val="B97A12"/>
           <w:sz w:val="19"/>
           <w:szCs w:val="19"/>
         </w:rPr>
-        <w:t xml:space="preserve">   We Do — work with your class</w:t>
-      </w:r>
-    </w:p>
-    <w:p>
-      <w:pPr>
-        <w:keepNext/>
-        <w:spacing w:after="40" w:before="40"/>
-      </w:pPr>
-      <w:r>
-        <w:rPr>
-          <w:b/>
-          <w:bCs/>
-          <w:color w:val="12355B"/>
-          <w:sz w:val="21"/>
-          <w:szCs w:val="21"/>
-        </w:rPr>
-        <w:t xml:space="preserve">Problem:  </w:t>
-      </w:r>
-      <w:r>
-        <w:rPr>
-          <w:sz w:val="21"/>
-          <w:szCs w:val="21"/>
-        </w:rPr>
-        <w:t xml:space="preserve">What is the distance between (5, -2) and (5, 4)?</w:t>
-      </w:r>
-    </w:p>
-    <w:p>
-      <w:pPr>
-        <w:spacing w:after="30"/>
-        <w:ind w:left="420"/>
-      </w:pPr>
-      <w:r>
-        <w:rPr>
-          <w:sz w:val="20"/>
-          <w:szCs w:val="20"/>
-        </w:rPr>
-        <w:t xml:space="preserve">A)  2 units</w:t>
-      </w:r>
-    </w:p>
-    <w:p>
-      <w:pPr>
-        <w:spacing w:after="30"/>
-        <w:ind w:left="420"/>
-      </w:pPr>
-      <w:r>
-        <w:rPr>
-          <w:sz w:val="20"/>
-          <w:szCs w:val="20"/>
-        </w:rPr>
-        <w:t xml:space="preserve">B)  4 units</w:t>
-      </w:r>
-    </w:p>
-    <w:p>
-      <w:pPr>
-        <w:spacing w:after="30"/>
-        <w:ind w:left="420"/>
-      </w:pPr>
-      <w:r>
-        <w:rPr>
-          <w:sz w:val="20"/>
-          <w:szCs w:val="20"/>
-        </w:rPr>
-        <w:t xml:space="preserve">C)  6 units</w:t>
-      </w:r>
-    </w:p>
-    <w:p>
-      <w:pPr>
-        <w:spacing w:after="30"/>
-        <w:ind w:left="420"/>
-      </w:pPr>
-      <w:r>
-        <w:rPr>
-          <w:sz w:val="20"/>
-          <w:szCs w:val="20"/>
-        </w:rPr>
-        <w:t xml:space="preserve">D)  10 units</w:t>
-      </w:r>
-    </w:p>
-    <w:p>
-      <w:pPr>
-        <w:keepNext/>
-        <w:spacing w:after="0" w:before="50"/>
-      </w:pPr>
-      <w:r>
-        <w:rPr>
-          <w:b/>
-          <w:bCs/>
-          <w:color w:val="6B4FA0"/>
-          <w:sz w:val="21"/>
-          <w:szCs w:val="21"/>
-        </w:rPr>
-        <w:t xml:space="preserve">Step 1:</w:t>
-      </w:r>
-    </w:p>
-    <w:p>
-      <w:pPr>
-        <w:pBdr>
-          <w:bottom w:val="single" w:color="AFBECC" w:sz="6"/>
-        </w:pBdr>
-        <w:spacing w:after="30" w:before="150"/>
-      </w:pPr>
-      <w:r>
-        <w:t xml:space="preserve"/>
-      </w:r>
-    </w:p>
-    <w:p>
-      <w:pPr>
-        <w:keepNext/>
-        <w:spacing w:after="0" w:before="50"/>
-      </w:pPr>
-      <w:r>
-        <w:rPr>
-          <w:b/>
-          <w:bCs/>
-          <w:color w:val="6B4FA0"/>
-          <w:sz w:val="21"/>
-          <w:szCs w:val="21"/>
-        </w:rPr>
-        <w:t xml:space="preserve">Step 2:</w:t>
-      </w:r>
-    </w:p>
-    <w:p>
-      <w:pPr>
-        <w:pBdr>
-          <w:bottom w:val="single" w:color="AFBECC" w:sz="6"/>
-        </w:pBdr>
-        <w:spacing w:after="30" w:before="150"/>
-      </w:pPr>
-      <w:r>
-        <w:t xml:space="preserve"/>
-      </w:r>
-    </w:p>
-    <w:p>
-      <w:pPr>
-        <w:keepNext/>
-        <w:spacing w:after="0" w:before="60"/>
-      </w:pPr>
-      <w:r>
-        <w:rPr>
-          <w:b/>
-          <w:bCs/>
-          <w:color w:val="12355B"/>
-          <w:sz w:val="21"/>
-          <w:szCs w:val="21"/>
-        </w:rPr>
-        <w:t xml:space="preserve">Answer:</w:t>
-      </w:r>
-    </w:p>
-    <w:p>
-      <w:pPr>
-        <w:pBdr>
-          <w:bottom w:val="single" w:color="AFBECC" w:sz="6"/>
-        </w:pBdr>
-        <w:spacing w:after="30" w:before="150"/>
-      </w:pPr>
-      <w:r>
-        <w:t xml:space="preserve"/>
-      </w:r>
-    </w:p>
-    <w:p>
-      <w:pPr>
-        <w:spacing w:after="80"/>
-      </w:pPr>
-      <w:r>
-        <w:t xml:space="preserve"/>
+        <w:t xml:space="preserve">   choose your support</w:t>
       </w:r>
     </w:p>
     <w:tbl>
@@ -2003,6 +1912,1393 @@
           </w:tcPr>
           <w:p>
             <w:pPr>
+              <w:spacing w:after="50"/>
+            </w:pPr>
+            <w:r>
+              <w:rPr>
+                <w:i/>
+                <w:iCs/>
+                <w:color w:val="5F6F80"/>
+                <w:sz w:val="19"/>
+                <w:szCs w:val="19"/>
+              </w:rPr>
+              <w:t xml:space="preserve">This model shows the parts of an explanation. It does not answer your writing question.</w:t>
+            </w:r>
+          </w:p>
+          <w:p>
+            <w:pPr>
+              <w:spacing w:after="80"/>
+            </w:pPr>
+            <w:r>
+              <w:rPr>
+                <w:b/>
+                <w:bCs/>
+                <w:color w:val="12355B"/>
+                <w:sz w:val="19"/>
+                <w:szCs w:val="19"/>
+              </w:rPr>
+              <w:t xml:space="preserve">Claim:  </w:t>
+            </w:r>
+            <w:r>
+              <w:rPr>
+                <w:sz w:val="19"/>
+                <w:szCs w:val="19"/>
+              </w:rPr>
+              <w:t xml:space="preserve">I can find the distance by looking at the coordinates that ___.</w:t>
+            </w:r>
+          </w:p>
+          <w:p>
+            <w:pPr>
+              <w:spacing w:after="80"/>
+            </w:pPr>
+            <w:r>
+              <w:rPr>
+                <w:b/>
+                <w:bCs/>
+                <w:color w:val="12355B"/>
+                <w:sz w:val="19"/>
+                <w:szCs w:val="19"/>
+              </w:rPr>
+              <w:t xml:space="preserve">Evidence:  </w:t>
+            </w:r>
+            <w:r>
+              <w:rPr>
+                <w:sz w:val="19"/>
+                <w:szCs w:val="19"/>
+              </w:rPr>
+              <w:t xml:space="preserve">Student finds the distance by subtracting the x-coordinates (7 - 2 = 5) since the points share a horizontal line.</w:t>
+            </w:r>
+          </w:p>
+          <w:p>
+            <w:pPr>
+              <w:spacing w:after="80"/>
+            </w:pPr>
+            <w:r>
+              <w:rPr>
+                <w:b/>
+                <w:bCs/>
+                <w:color w:val="12355B"/>
+                <w:sz w:val="19"/>
+                <w:szCs w:val="19"/>
+              </w:rPr>
+              <w:t xml:space="preserve">Reasoning:  </w:t>
+            </w:r>
+            <w:r>
+              <w:rPr>
+                <w:sz w:val="19"/>
+                <w:szCs w:val="19"/>
+              </w:rPr>
+              <w:t xml:space="preserve">This evidence connects the definition of distance to the mathematical claim.</w:t>
+            </w:r>
+          </w:p>
+        </w:tc>
+      </w:tr>
+    </w:tbl>
+    <w:p>
+      <w:pPr>
+        <w:pStyle w:val="Heading2"/>
+        <w:spacing w:after="80" w:before="180"/>
+      </w:pPr>
+      <w:r>
+        <w:rPr>
+          <w:b/>
+          <w:bCs/>
+          <w:color w:val="12355B"/>
+          <w:sz w:val="24"/>
+          <w:szCs w:val="24"/>
+        </w:rPr>
+        <w:t xml:space="preserve">Start</w:t>
+      </w:r>
+      <w:r>
+        <w:rPr>
+          <w:i/>
+          <w:iCs/>
+          <w:color w:val="1FA6A2"/>
+          <w:sz w:val="19"/>
+          <w:szCs w:val="19"/>
+        </w:rPr>
+        <w:t xml:space="preserve">   Most language support</w:t>
+      </w:r>
+    </w:p>
+    <w:p>
+      <w:pPr>
+        <w:spacing w:after="60"/>
+      </w:pPr>
+      <w:r>
+        <w:rPr>
+          <w:color w:val="1A2733"/>
+          <w:sz w:val="21"/>
+          <w:szCs w:val="21"/>
+        </w:rPr>
+        <w:t xml:space="preserve">Complete the frames. Use the word bank.</w:t>
+      </w:r>
+      <w:r>
+        <w:rPr>
+          <w:i/>
+          <w:iCs/>
+          <w:color w:val="5F6F80"/>
+          <w:sz w:val="19"/>
+          <w:szCs w:val="19"/>
+        </w:rPr>
+        <w:br/>
+        <w:t xml:space="preserve">Completa las oraciones. Usa el banco de palabras.</w:t>
+      </w:r>
+    </w:p>
+    <w:p>
+      <w:pPr>
+        <w:spacing w:after="60"/>
+      </w:pPr>
+      <w:r>
+        <w:rPr>
+          <w:color w:val="1A2733"/>
+          <w:sz w:val="21"/>
+          <w:szCs w:val="21"/>
+        </w:rPr>
+        <w:t xml:space="preserve">The distance is |4| + |-3|, which equals ___.</w:t>
+      </w:r>
+      <w:r>
+        <w:rPr>
+          <w:i/>
+          <w:iCs/>
+          <w:color w:val="5F6F80"/>
+          <w:sz w:val="19"/>
+          <w:szCs w:val="19"/>
+        </w:rPr>
+        <w:br/>
+        <w:t xml:space="preserve">La distancia es |4| + |-3|, que es ___.</w:t>
+      </w:r>
+    </w:p>
+    <w:p>
+      <w:pPr>
+        <w:spacing w:after="60"/>
+      </w:pPr>
+      <w:r>
+        <w:rPr>
+          <w:color w:val="1A2733"/>
+          <w:sz w:val="21"/>
+          <w:szCs w:val="21"/>
+        </w:rPr>
+        <w:t xml:space="preserve">I add the absolute values because the points are on ___ sides of zero.</w:t>
+      </w:r>
+      <w:r>
+        <w:rPr>
+          <w:i/>
+          <w:iCs/>
+          <w:color w:val="5F6F80"/>
+          <w:sz w:val="19"/>
+          <w:szCs w:val="19"/>
+        </w:rPr>
+        <w:br/>
+        <w:t xml:space="preserve">Sumo los valores absolutos porque los puntos estan en ___ lados del cero.</w:t>
+      </w:r>
+    </w:p>
+    <w:tbl>
+      <w:tblPr>
+        <w:tblW w:type="pct" w:w="100%"/>
+        <w:tblBorders>
+          <w:top w:val="single" w:color="C7D2DD" w:sz="6"/>
+          <w:left w:val="single" w:color="C7D2DD" w:sz="6"/>
+          <w:bottom w:val="single" w:color="C7D2DD" w:sz="6"/>
+          <w:right w:val="single" w:color="C7D2DD" w:sz="6"/>
+          <w:insideH w:val="single" w:color="auto" w:sz="4"/>
+          <w:insideV w:val="single" w:color="auto" w:sz="4"/>
+        </w:tblBorders>
+      </w:tblPr>
+      <w:tblGrid>
+        <w:gridCol w:w="100"/>
+      </w:tblGrid>
+      <w:tr>
+        <w:tc>
+          <w:tcPr>
+            <w:shd w:fill="FBF3E2" w:color="auto" w:val="clear"/>
+            <w:tcMar>
+              <w:top w:type="dxa" w:w="60"/>
+              <w:left w:type="dxa" w:w="120"/>
+              <w:bottom w:type="dxa" w:w="60"/>
+              <w:right w:type="dxa" w:w="120"/>
+            </w:tcMar>
+          </w:tcPr>
+          <w:p>
+            <w:pPr>
+              <w:spacing w:after="0" w:line="320"/>
+            </w:pPr>
+            <w:r>
+              <w:t xml:space="preserve"/>
+            </w:r>
+          </w:p>
+          <w:p>
+            <w:pPr>
+              <w:spacing w:after="0" w:line="320"/>
+            </w:pPr>
+            <w:r>
+              <w:t xml:space="preserve"/>
+            </w:r>
+          </w:p>
+          <w:p>
+            <w:pPr>
+              <w:spacing w:after="0" w:line="320"/>
+            </w:pPr>
+            <w:r>
+              <w:t xml:space="preserve"/>
+            </w:r>
+          </w:p>
+        </w:tc>
+      </w:tr>
+    </w:tbl>
+    <w:p>
+      <w:pPr>
+        <w:pStyle w:val="Heading2"/>
+        <w:spacing w:after="80" w:before="180"/>
+      </w:pPr>
+      <w:r>
+        <w:rPr>
+          <w:b/>
+          <w:bCs/>
+          <w:color w:val="12355B"/>
+          <w:sz w:val="24"/>
+          <w:szCs w:val="24"/>
+        </w:rPr>
+        <w:t xml:space="preserve">Build</w:t>
+      </w:r>
+      <w:r>
+        <w:rPr>
+          <w:i/>
+          <w:iCs/>
+          <w:color w:val="B97A12"/>
+          <w:sz w:val="19"/>
+          <w:szCs w:val="19"/>
+        </w:rPr>
+        <w:t xml:space="preserve">   Some language support</w:t>
+      </w:r>
+    </w:p>
+    <w:p>
+      <w:pPr>
+        <w:spacing w:after="60"/>
+      </w:pPr>
+      <w:r>
+        <w:rPr>
+          <w:color w:val="1A2733"/>
+          <w:sz w:val="21"/>
+          <w:szCs w:val="21"/>
+        </w:rPr>
+        <w:t xml:space="preserve">Write two connected sentences. Use because, so, or but.</w:t>
+      </w:r>
+      <w:r>
+        <w:rPr>
+          <w:i/>
+          <w:iCs/>
+          <w:color w:val="5F6F80"/>
+          <w:sz w:val="19"/>
+          <w:szCs w:val="19"/>
+        </w:rPr>
+        <w:br/>
+        <w:t xml:space="preserve">Escribe dos oraciones conectadas. Usa porque, entonces o pero.</w:t>
+      </w:r>
+    </w:p>
+    <w:p>
+      <w:pPr>
+        <w:spacing w:after="60"/>
+      </w:pPr>
+      <w:r>
+        <w:rPr>
+          <w:color w:val="1A2733"/>
+          <w:sz w:val="21"/>
+          <w:szCs w:val="21"/>
+        </w:rPr>
+        <w:t xml:space="preserve">My claim is ___.</w:t>
+      </w:r>
+      <w:r>
+        <w:rPr>
+          <w:i/>
+          <w:iCs/>
+          <w:color w:val="5F6F80"/>
+          <w:sz w:val="19"/>
+          <w:szCs w:val="19"/>
+        </w:rPr>
+        <w:br/>
+        <w:t xml:space="preserve">Mi afirmación es ___.</w:t>
+      </w:r>
+    </w:p>
+    <w:p>
+      <w:pPr>
+        <w:spacing w:after="60"/>
+      </w:pPr>
+      <w:r>
+        <w:rPr>
+          <w:color w:val="1A2733"/>
+          <w:sz w:val="21"/>
+          <w:szCs w:val="21"/>
+        </w:rPr>
+        <w:t xml:space="preserve">I know because ___.</w:t>
+      </w:r>
+      <w:r>
+        <w:rPr>
+          <w:i/>
+          <w:iCs/>
+          <w:color w:val="5F6F80"/>
+          <w:sz w:val="19"/>
+          <w:szCs w:val="19"/>
+        </w:rPr>
+        <w:br/>
+        <w:t xml:space="preserve">Lo sé porque ___.</w:t>
+      </w:r>
+    </w:p>
+    <w:p>
+      <w:pPr>
+        <w:spacing w:after="60"/>
+      </w:pPr>
+      <w:r>
+        <w:rPr>
+          <w:color w:val="1A2733"/>
+          <w:sz w:val="21"/>
+          <w:szCs w:val="21"/>
+        </w:rPr>
+        <w:t xml:space="preserve">So ___.</w:t>
+      </w:r>
+      <w:r>
+        <w:rPr>
+          <w:i/>
+          <w:iCs/>
+          <w:color w:val="5F6F80"/>
+          <w:sz w:val="19"/>
+          <w:szCs w:val="19"/>
+        </w:rPr>
+        <w:br/>
+        <w:t xml:space="preserve">Entonces ___.</w:t>
+      </w:r>
+    </w:p>
+    <w:tbl>
+      <w:tblPr>
+        <w:tblW w:type="pct" w:w="100%"/>
+        <w:tblBorders>
+          <w:top w:val="single" w:color="C7D2DD" w:sz="6"/>
+          <w:left w:val="single" w:color="C7D2DD" w:sz="6"/>
+          <w:bottom w:val="single" w:color="C7D2DD" w:sz="6"/>
+          <w:right w:val="single" w:color="C7D2DD" w:sz="6"/>
+          <w:insideH w:val="single" w:color="auto" w:sz="4"/>
+          <w:insideV w:val="single" w:color="auto" w:sz="4"/>
+        </w:tblBorders>
+      </w:tblPr>
+      <w:tblGrid>
+        <w:gridCol w:w="100"/>
+      </w:tblGrid>
+      <w:tr>
+        <w:tc>
+          <w:tcPr>
+            <w:shd w:fill="FBF3E2" w:color="auto" w:val="clear"/>
+            <w:tcMar>
+              <w:top w:type="dxa" w:w="60"/>
+              <w:left w:type="dxa" w:w="120"/>
+              <w:bottom w:type="dxa" w:w="60"/>
+              <w:right w:type="dxa" w:w="120"/>
+            </w:tcMar>
+          </w:tcPr>
+          <w:p>
+            <w:pPr>
+              <w:spacing w:after="0" w:line="320"/>
+            </w:pPr>
+            <w:r>
+              <w:t xml:space="preserve"/>
+            </w:r>
+          </w:p>
+          <w:p>
+            <w:pPr>
+              <w:spacing w:after="0" w:line="320"/>
+            </w:pPr>
+            <w:r>
+              <w:t xml:space="preserve"/>
+            </w:r>
+          </w:p>
+          <w:p>
+            <w:pPr>
+              <w:spacing w:after="0" w:line="320"/>
+            </w:pPr>
+            <w:r>
+              <w:t xml:space="preserve"/>
+            </w:r>
+          </w:p>
+        </w:tc>
+      </w:tr>
+    </w:tbl>
+    <w:p>
+      <w:pPr>
+        <w:pStyle w:val="Heading2"/>
+        <w:spacing w:after="80" w:before="180"/>
+      </w:pPr>
+      <w:r>
+        <w:rPr>
+          <w:b/>
+          <w:bCs/>
+          <w:color w:val="12355B"/>
+          <w:sz w:val="24"/>
+          <w:szCs w:val="24"/>
+        </w:rPr>
+        <w:t xml:space="preserve">Explain</w:t>
+      </w:r>
+      <w:r>
+        <w:rPr>
+          <w:i/>
+          <w:iCs/>
+          <w:color w:val="B97A12"/>
+          <w:sz w:val="19"/>
+          <w:szCs w:val="19"/>
+        </w:rPr>
+        <w:t xml:space="preserve">   Light language support</w:t>
+      </w:r>
+    </w:p>
+    <w:p>
+      <w:pPr>
+        <w:spacing w:after="60"/>
+      </w:pPr>
+      <w:r>
+        <w:rPr>
+          <w:color w:val="1A2733"/>
+          <w:sz w:val="21"/>
+          <w:szCs w:val="21"/>
+        </w:rPr>
+        <w:t xml:space="preserve">Write a claim, give math evidence, and explain your reasoning.</w:t>
+      </w:r>
+      <w:r>
+        <w:rPr>
+          <w:i/>
+          <w:iCs/>
+          <w:color w:val="5F6F80"/>
+          <w:sz w:val="19"/>
+          <w:szCs w:val="19"/>
+        </w:rPr>
+        <w:br/>
+        <w:t xml:space="preserve">Escribe una afirmación, da evidencia matemática y explica tu razonamiento.</w:t>
+      </w:r>
+    </w:p>
+    <w:p>
+      <w:pPr>
+        <w:spacing w:after="60"/>
+      </w:pPr>
+      <w:r>
+        <w:rPr>
+          <w:color w:val="1A2733"/>
+          <w:sz w:val="21"/>
+          <w:szCs w:val="21"/>
+        </w:rPr>
+        <w:t xml:space="preserve">My claim is ___.</w:t>
+      </w:r>
+      <w:r>
+        <w:rPr>
+          <w:i/>
+          <w:iCs/>
+          <w:color w:val="5F6F80"/>
+          <w:sz w:val="19"/>
+          <w:szCs w:val="19"/>
+        </w:rPr>
+        <w:br/>
+        <w:t xml:space="preserve">Mi afirmación es ___.</w:t>
+      </w:r>
+    </w:p>
+    <w:p>
+      <w:pPr>
+        <w:spacing w:after="60"/>
+      </w:pPr>
+      <w:r>
+        <w:rPr>
+          <w:color w:val="1A2733"/>
+          <w:sz w:val="21"/>
+          <w:szCs w:val="21"/>
+        </w:rPr>
+        <w:t xml:space="preserve">My math evidence is ___.</w:t>
+      </w:r>
+      <w:r>
+        <w:rPr>
+          <w:i/>
+          <w:iCs/>
+          <w:color w:val="5F6F80"/>
+          <w:sz w:val="19"/>
+          <w:szCs w:val="19"/>
+        </w:rPr>
+        <w:br/>
+        <w:t xml:space="preserve">Mi evidencia matemática es ___.</w:t>
+      </w:r>
+    </w:p>
+    <w:p>
+      <w:pPr>
+        <w:spacing w:after="60"/>
+      </w:pPr>
+      <w:r>
+        <w:rPr>
+          <w:color w:val="1A2733"/>
+          <w:sz w:val="21"/>
+          <w:szCs w:val="21"/>
+        </w:rPr>
+        <w:t xml:space="preserve">This proves ___ because ___.</w:t>
+      </w:r>
+      <w:r>
+        <w:rPr>
+          <w:i/>
+          <w:iCs/>
+          <w:color w:val="5F6F80"/>
+          <w:sz w:val="19"/>
+          <w:szCs w:val="19"/>
+        </w:rPr>
+        <w:br/>
+        <w:t xml:space="preserve">Esto demuestra ___ porque ___.</w:t>
+      </w:r>
+    </w:p>
+    <w:tbl>
+      <w:tblPr>
+        <w:tblW w:type="pct" w:w="100%"/>
+        <w:tblBorders>
+          <w:top w:val="single" w:color="C7D2DD" w:sz="6"/>
+          <w:left w:val="single" w:color="C7D2DD" w:sz="6"/>
+          <w:bottom w:val="single" w:color="C7D2DD" w:sz="6"/>
+          <w:right w:val="single" w:color="C7D2DD" w:sz="6"/>
+          <w:insideH w:val="single" w:color="auto" w:sz="4"/>
+          <w:insideV w:val="single" w:color="auto" w:sz="4"/>
+        </w:tblBorders>
+      </w:tblPr>
+      <w:tblGrid>
+        <w:gridCol w:w="100"/>
+      </w:tblGrid>
+      <w:tr>
+        <w:tc>
+          <w:tcPr>
+            <w:shd w:fill="FBF3E2" w:color="auto" w:val="clear"/>
+            <w:tcMar>
+              <w:top w:type="dxa" w:w="60"/>
+              <w:left w:type="dxa" w:w="120"/>
+              <w:bottom w:type="dxa" w:w="60"/>
+              <w:right w:type="dxa" w:w="120"/>
+            </w:tcMar>
+          </w:tcPr>
+          <w:p>
+            <w:pPr>
+              <w:spacing w:after="0" w:line="320"/>
+            </w:pPr>
+            <w:r>
+              <w:t xml:space="preserve"/>
+            </w:r>
+          </w:p>
+          <w:p>
+            <w:pPr>
+              <w:spacing w:after="0" w:line="320"/>
+            </w:pPr>
+            <w:r>
+              <w:t xml:space="preserve"/>
+            </w:r>
+          </w:p>
+          <w:p>
+            <w:pPr>
+              <w:spacing w:after="0" w:line="320"/>
+            </w:pPr>
+            <w:r>
+              <w:t xml:space="preserve"/>
+            </w:r>
+          </w:p>
+          <w:p>
+            <w:pPr>
+              <w:spacing w:after="0" w:line="320"/>
+            </w:pPr>
+            <w:r>
+              <w:t xml:space="preserve"/>
+            </w:r>
+          </w:p>
+          <w:p>
+            <w:pPr>
+              <w:spacing w:after="0" w:line="320"/>
+            </w:pPr>
+            <w:r>
+              <w:t xml:space="preserve"/>
+            </w:r>
+          </w:p>
+        </w:tc>
+      </w:tr>
+    </w:tbl>
+    <w:p>
+      <w:pPr>
+        <w:pStyle w:val="Heading2"/>
+        <w:spacing w:after="80" w:before="180"/>
+      </w:pPr>
+      <w:r>
+        <w:rPr>
+          <w:b/>
+          <w:bCs/>
+          <w:color w:val="12355B"/>
+          <w:sz w:val="24"/>
+          <w:szCs w:val="24"/>
+        </w:rPr>
+        <w:t xml:space="preserve">4. Check Your Explanation</w:t>
+      </w:r>
+      <w:r>
+        <w:rPr>
+          <w:i/>
+          <w:iCs/>
+          <w:color w:val="1FA6A2"/>
+          <w:sz w:val="19"/>
+          <w:szCs w:val="19"/>
+        </w:rPr>
+        <w:t xml:space="preserve">   five quick checks</w:t>
+      </w:r>
+    </w:p>
+    <w:p>
+      <w:pPr>
+        <w:spacing w:after="80"/>
+      </w:pPr>
+      <w:r>
+        <w:rPr>
+          <w:b/>
+          <w:bCs/>
+          <w:color w:val="1FA6A2"/>
+          <w:sz w:val="22"/>
+          <w:szCs w:val="22"/>
+        </w:rPr>
+        <w:t xml:space="preserve">☐  </w:t>
+      </w:r>
+      <w:r>
+        <w:rPr>
+          <w:sz w:val="20"/>
+          <w:szCs w:val="20"/>
+        </w:rPr>
+        <w:t xml:space="preserve">I answered the question.</w:t>
+      </w:r>
+      <w:r>
+        <w:rPr>
+          <w:i/>
+          <w:iCs/>
+          <w:color w:val="5F6F80"/>
+          <w:sz w:val="18"/>
+          <w:szCs w:val="18"/>
+        </w:rPr>
+        <w:br/>
+        <w:t xml:space="preserve">Respondí la pregunta.</w:t>
+      </w:r>
+    </w:p>
+    <w:p>
+      <w:pPr>
+        <w:spacing w:after="80"/>
+      </w:pPr>
+      <w:r>
+        <w:rPr>
+          <w:b/>
+          <w:bCs/>
+          <w:color w:val="1FA6A2"/>
+          <w:sz w:val="22"/>
+          <w:szCs w:val="22"/>
+        </w:rPr>
+        <w:t xml:space="preserve">☐  </w:t>
+      </w:r>
+      <w:r>
+        <w:rPr>
+          <w:sz w:val="20"/>
+          <w:szCs w:val="20"/>
+        </w:rPr>
+        <w:t xml:space="preserve">I used math evidence: numbers, an equation, a model, or a comparison.</w:t>
+      </w:r>
+      <w:r>
+        <w:rPr>
+          <w:i/>
+          <w:iCs/>
+          <w:color w:val="5F6F80"/>
+          <w:sz w:val="18"/>
+          <w:szCs w:val="18"/>
+        </w:rPr>
+        <w:br/>
+        <w:t xml:space="preserve">Usé evidencia matemática: números, una ecuación, un modelo o una comparación.</w:t>
+      </w:r>
+    </w:p>
+    <w:p>
+      <w:pPr>
+        <w:spacing w:after="80"/>
+      </w:pPr>
+      <w:r>
+        <w:rPr>
+          <w:b/>
+          <w:bCs/>
+          <w:color w:val="1FA6A2"/>
+          <w:sz w:val="22"/>
+          <w:szCs w:val="22"/>
+        </w:rPr>
+        <w:t xml:space="preserve">☐  </w:t>
+      </w:r>
+      <w:r>
+        <w:rPr>
+          <w:sz w:val="20"/>
+          <w:szCs w:val="20"/>
+        </w:rPr>
+        <w:t xml:space="preserve">I explained how the evidence proves my answer.</w:t>
+      </w:r>
+      <w:r>
+        <w:rPr>
+          <w:i/>
+          <w:iCs/>
+          <w:color w:val="5F6F80"/>
+          <w:sz w:val="18"/>
+          <w:szCs w:val="18"/>
+        </w:rPr>
+        <w:br/>
+        <w:t xml:space="preserve">Expliqué cómo la evidencia demuestra mi respuesta.</w:t>
+      </w:r>
+    </w:p>
+    <w:p>
+      <w:pPr>
+        <w:spacing w:after="80"/>
+      </w:pPr>
+      <w:r>
+        <w:rPr>
+          <w:b/>
+          <w:bCs/>
+          <w:color w:val="1FA6A2"/>
+          <w:sz w:val="22"/>
+          <w:szCs w:val="22"/>
+        </w:rPr>
+        <w:t xml:space="preserve">☐  </w:t>
+      </w:r>
+      <w:r>
+        <w:rPr>
+          <w:sz w:val="20"/>
+          <w:szCs w:val="20"/>
+        </w:rPr>
+        <w:t xml:space="preserve">I used at least two math words.</w:t>
+      </w:r>
+      <w:r>
+        <w:rPr>
+          <w:i/>
+          <w:iCs/>
+          <w:color w:val="5F6F80"/>
+          <w:sz w:val="18"/>
+          <w:szCs w:val="18"/>
+        </w:rPr>
+        <w:br/>
+        <w:t xml:space="preserve">Usé por lo menos dos palabras matemáticas.</w:t>
+      </w:r>
+    </w:p>
+    <w:p>
+      <w:pPr>
+        <w:spacing w:after="80"/>
+      </w:pPr>
+      <w:r>
+        <w:rPr>
+          <w:b/>
+          <w:bCs/>
+          <w:color w:val="1FA6A2"/>
+          <w:sz w:val="22"/>
+          <w:szCs w:val="22"/>
+        </w:rPr>
+        <w:t xml:space="preserve">☐  </w:t>
+      </w:r>
+      <w:r>
+        <w:rPr>
+          <w:sz w:val="20"/>
+          <w:szCs w:val="20"/>
+        </w:rPr>
+        <w:t xml:space="preserve">I reread complete sentences and punctuation.</w:t>
+      </w:r>
+      <w:r>
+        <w:rPr>
+          <w:i/>
+          <w:iCs/>
+          <w:color w:val="5F6F80"/>
+          <w:sz w:val="18"/>
+          <w:szCs w:val="18"/>
+        </w:rPr>
+        <w:br/>
+        <w:t xml:space="preserve">Volví a leer mis oraciones completas y la puntuación.</w:t>
+      </w:r>
+    </w:p>
+    <w:p>
+      <w:pPr>
+        <w:pStyle w:val="Heading1"/>
+        <w:pageBreakBefore/>
+        <w:pBdr>
+          <w:bottom w:val="single" w:color="1FA6A2" w:sz="14" w:space="6"/>
+        </w:pBdr>
+        <w:spacing w:after="140" w:before="0"/>
+      </w:pPr>
+      <w:r>
+        <w:rPr>
+          <w:b/>
+          <w:bCs/>
+          <w:color w:val="12355B"/>
+          <w:sz w:val="30"/>
+          <w:szCs w:val="30"/>
+        </w:rPr>
+        <w:t xml:space="preserve">Worked Example</w:t>
+      </w:r>
+    </w:p>
+    <w:p>
+      <w:pPr>
+        <w:pStyle w:val="Heading2"/>
+        <w:spacing w:after="80" w:before="180"/>
+      </w:pPr>
+      <w:r>
+        <w:rPr>
+          <w:b/>
+          <w:bCs/>
+          <w:color w:val="12355B"/>
+          <w:sz w:val="24"/>
+          <w:szCs w:val="24"/>
+        </w:rPr>
+        <w:t xml:space="preserve">Watch &amp; Read</w:t>
+      </w:r>
+      <w:r>
+        <w:rPr>
+          <w:i/>
+          <w:iCs/>
+          <w:color w:val="1FA6A2"/>
+          <w:sz w:val="19"/>
+          <w:szCs w:val="19"/>
+        </w:rPr>
+        <w:t xml:space="preserve">   I Do — follow along with your teacher</w:t>
+      </w:r>
+    </w:p>
+    <w:tbl>
+      <w:tblPr>
+        <w:tblW w:type="pct" w:w="100%"/>
+        <w:tblBorders>
+          <w:top w:val="single" w:color="1FA6A2" w:sz="8"/>
+          <w:left w:val="single" w:color="1FA6A2" w:sz="8"/>
+          <w:bottom w:val="single" w:color="1FA6A2" w:sz="8"/>
+          <w:right w:val="single" w:color="1FA6A2" w:sz="8"/>
+          <w:insideH w:val="single" w:color="auto" w:sz="4"/>
+          <w:insideV w:val="single" w:color="auto" w:sz="4"/>
+        </w:tblBorders>
+      </w:tblPr>
+      <w:tblGrid>
+        <w:gridCol w:w="100"/>
+      </w:tblGrid>
+      <w:tr>
+        <w:tc>
+          <w:tcPr>
+            <w:shd w:fill="E6F4F3" w:color="auto" w:val="clear"/>
+            <w:tcMar>
+              <w:top w:type="dxa" w:w="120"/>
+              <w:left w:type="dxa" w:w="180"/>
+              <w:bottom w:type="dxa" w:w="120"/>
+              <w:right w:type="dxa" w:w="180"/>
+            </w:tcMar>
+          </w:tcPr>
+          <w:p>
+            <w:pPr>
+              <w:spacing w:after="60"/>
+            </w:pPr>
+            <w:r>
+              <w:rPr>
+                <w:b/>
+                <w:bCs/>
+                <w:color w:val="12355B"/>
+                <w:sz w:val="22"/>
+                <w:szCs w:val="22"/>
+              </w:rPr>
+              <w:t xml:space="preserve">Treasure Distances</w:t>
+            </w:r>
+          </w:p>
+          <w:p>
+            <w:pPr>
+              <w:spacing w:after="0"/>
+            </w:pPr>
+            <w:r>
+              <w:rPr>
+                <w:sz w:val="21"/>
+                <w:szCs w:val="21"/>
+              </w:rPr>
+              <w:t xml:space="preserve">Captain Vega has two treasure locations on her map: a buried chest at (-3, 2) and a hidden cave at (4, 2). Both are at the same height (y = 2) on the map. She needs to figure out how far apart they are so she knows how much rope to bring. Another pair of treasures is at (1, -3) and (1, 5) — same column, different rows. How far apart is each pair?</w:t>
+            </w:r>
+          </w:p>
+        </w:tc>
+      </w:tr>
+    </w:tbl>
+    <w:p>
+      <w:pPr>
+        <w:spacing w:after="80"/>
+      </w:pPr>
+      <w:r>
+        <w:t xml:space="preserve"/>
+      </w:r>
+    </w:p>
+    <w:p>
+      <w:pPr>
+        <w:spacing w:after="50" w:before="60"/>
+      </w:pPr>
+      <w:r>
+        <w:rPr>
+          <w:b/>
+          <w:bCs/>
+          <w:color w:val="12355B"/>
+          <w:sz w:val="21"/>
+          <w:szCs w:val="21"/>
+        </w:rPr>
+        <w:t xml:space="preserve">Think about:</w:t>
+      </w:r>
+    </w:p>
+    <w:p>
+      <w:pPr>
+        <w:spacing w:after="40"/>
+        <w:ind w:left="300"/>
+      </w:pPr>
+      <w:r>
+        <w:rPr>
+          <w:sz w:val="20"/>
+          <w:szCs w:val="20"/>
+        </w:rPr>
+        <w:t xml:space="preserve">•  What do the two points (-3, 2) and (4, 2) have in common?</w:t>
+      </w:r>
+    </w:p>
+    <w:p>
+      <w:pPr>
+        <w:spacing w:after="40"/>
+        <w:ind w:left="300"/>
+      </w:pPr>
+      <w:r>
+        <w:rPr>
+          <w:sz w:val="20"/>
+          <w:szCs w:val="20"/>
+        </w:rPr>
+        <w:t xml:space="preserve">•  How can you count the distance between points in the same row?</w:t>
+      </w:r>
+    </w:p>
+    <w:p>
+      <w:pPr>
+        <w:spacing w:after="40"/>
+        <w:ind w:left="300"/>
+      </w:pPr>
+      <w:r>
+        <w:rPr>
+          <w:sz w:val="20"/>
+          <w:szCs w:val="20"/>
+        </w:rPr>
+        <w:t xml:space="preserve">•  How does absolute value help when one point has a negative coordinate?</w:t>
+      </w:r>
+    </w:p>
+    <w:p>
+      <w:pPr>
+        <w:spacing w:after="40"/>
+        <w:ind w:left="300"/>
+      </w:pPr>
+      <w:r>
+        <w:rPr>
+          <w:sz w:val="20"/>
+          <w:szCs w:val="20"/>
+        </w:rPr>
+        <w:t xml:space="preserve">•  What if the two points are NOT in the same row or column?</w:t>
+      </w:r>
+    </w:p>
+    <w:p>
+      <w:pPr>
+        <w:spacing w:after="40"/>
+        <w:ind w:left="300"/>
+      </w:pPr>
+      <w:r>
+        <w:rPr>
+          <w:sz w:val="20"/>
+          <w:szCs w:val="20"/>
+        </w:rPr>
+        <w:t xml:space="preserve">•  Is the distance between -3 and 4 the same as the distance between 4 and -3?</w:t>
+      </w:r>
+    </w:p>
+    <w:p>
+      <w:pPr>
+        <w:pStyle w:val="Heading2"/>
+        <w:spacing w:after="80" w:before="180"/>
+      </w:pPr>
+      <w:r>
+        <w:rPr>
+          <w:b/>
+          <w:bCs/>
+          <w:color w:val="12355B"/>
+          <w:sz w:val="24"/>
+          <w:szCs w:val="24"/>
+        </w:rPr>
+        <w:t xml:space="preserve">Solved Example</w:t>
+      </w:r>
+      <w:r>
+        <w:rPr>
+          <w:i/>
+          <w:iCs/>
+          <w:color w:val="1FA6A2"/>
+          <w:sz w:val="19"/>
+          <w:szCs w:val="19"/>
+        </w:rPr>
+        <w:t xml:space="preserve">   I Do — watch each step</w:t>
+      </w:r>
+    </w:p>
+    <w:p>
+      <w:pPr>
+        <w:keepNext/>
+        <w:spacing w:after="40"/>
+      </w:pPr>
+      <w:r>
+        <w:rPr>
+          <w:b/>
+          <w:bCs/>
+          <w:color w:val="12355B"/>
+          <w:sz w:val="21"/>
+          <w:szCs w:val="21"/>
+        </w:rPr>
+        <w:t xml:space="preserve">Problem:  </w:t>
+      </w:r>
+      <w:r>
+        <w:rPr>
+          <w:sz w:val="21"/>
+          <w:szCs w:val="21"/>
+        </w:rPr>
+        <w:t xml:space="preserve">What is the distance between (-4, 3) and (2, 3)?</w:t>
+      </w:r>
+    </w:p>
+    <w:p>
+      <w:pPr>
+        <w:spacing w:after="30"/>
+        <w:ind w:left="420"/>
+      </w:pPr>
+      <w:r>
+        <w:rPr>
+          <w:sz w:val="20"/>
+          <w:szCs w:val="20"/>
+        </w:rPr>
+        <w:t xml:space="preserve">A)  2 units</w:t>
+      </w:r>
+    </w:p>
+    <w:p>
+      <w:pPr>
+        <w:spacing w:after="30"/>
+        <w:ind w:left="420"/>
+      </w:pPr>
+      <w:r>
+        <w:rPr>
+          <w:sz w:val="20"/>
+          <w:szCs w:val="20"/>
+        </w:rPr>
+        <w:t xml:space="preserve">B)  4 units</w:t>
+      </w:r>
+    </w:p>
+    <w:p>
+      <w:pPr>
+        <w:spacing w:after="30"/>
+        <w:ind w:left="420"/>
+      </w:pPr>
+      <w:r>
+        <w:rPr>
+          <w:sz w:val="20"/>
+          <w:szCs w:val="20"/>
+        </w:rPr>
+        <w:t xml:space="preserve">C)  6 units</w:t>
+      </w:r>
+    </w:p>
+    <w:p>
+      <w:pPr>
+        <w:spacing w:after="30"/>
+        <w:ind w:left="420"/>
+      </w:pPr>
+      <w:r>
+        <w:rPr>
+          <w:sz w:val="20"/>
+          <w:szCs w:val="20"/>
+        </w:rPr>
+        <w:t xml:space="preserve">D)  8 units</w:t>
+      </w:r>
+    </w:p>
+    <w:p>
+      <w:pPr>
+        <w:spacing w:after="20" w:before="50"/>
+      </w:pPr>
+      <w:r>
+        <w:rPr>
+          <w:b/>
+          <w:bCs/>
+          <w:color w:val="1FA6A2"/>
+          <w:sz w:val="21"/>
+          <w:szCs w:val="21"/>
+        </w:rPr>
+        <w:t xml:space="preserve">Step 1:  </w:t>
+      </w:r>
+      <w:r>
+        <w:rPr>
+          <w:sz w:val="21"/>
+          <w:szCs w:val="21"/>
+        </w:rPr>
+        <w:t xml:space="preserve">Both points have y = 3, so this is a horizontal distance.</w:t>
+      </w:r>
+    </w:p>
+    <w:p>
+      <w:pPr>
+        <w:spacing w:after="20" w:before="50"/>
+      </w:pPr>
+      <w:r>
+        <w:rPr>
+          <w:b/>
+          <w:bCs/>
+          <w:color w:val="1FA6A2"/>
+          <w:sz w:val="21"/>
+          <w:szCs w:val="21"/>
+        </w:rPr>
+        <w:t xml:space="preserve">Step 2:  </w:t>
+      </w:r>
+      <w:r>
+        <w:rPr>
+          <w:sz w:val="21"/>
+          <w:szCs w:val="21"/>
+        </w:rPr>
+        <w:t xml:space="preserve">|2 - (-4)| = |2 + 4| = 6 units.</w:t>
+      </w:r>
+    </w:p>
+    <w:p>
+      <w:pPr>
+        <w:spacing w:after="40" w:before="60"/>
+      </w:pPr>
+      <w:r>
+        <w:rPr>
+          <w:b/>
+          <w:bCs/>
+          <w:color w:val="12355B"/>
+          <w:sz w:val="21"/>
+          <w:szCs w:val="21"/>
+        </w:rPr>
+        <w:t xml:space="preserve">Answer:  </w:t>
+      </w:r>
+      <w:r>
+        <w:rPr>
+          <w:b/>
+          <w:bCs/>
+          <w:sz w:val="21"/>
+          <w:szCs w:val="21"/>
+        </w:rPr>
+        <w:t xml:space="preserve">C. 6 units</w:t>
+      </w:r>
+    </w:p>
+    <w:p>
+      <w:pPr>
+        <w:pStyle w:val="Heading1"/>
+        <w:pageBreakBefore/>
+        <w:pBdr>
+          <w:bottom w:val="single" w:color="1FA6A2" w:sz="14" w:space="6"/>
+        </w:pBdr>
+        <w:spacing w:after="140" w:before="0"/>
+      </w:pPr>
+      <w:r>
+        <w:rPr>
+          <w:b/>
+          <w:bCs/>
+          <w:color w:val="12355B"/>
+          <w:sz w:val="30"/>
+          <w:szCs w:val="30"/>
+        </w:rPr>
+        <w:t xml:space="preserve">Guided Practice</w:t>
+      </w:r>
+    </w:p>
+    <w:p>
+      <w:pPr>
+        <w:pStyle w:val="Heading2"/>
+        <w:spacing w:after="80" w:before="180"/>
+      </w:pPr>
+      <w:r>
+        <w:rPr>
+          <w:b/>
+          <w:bCs/>
+          <w:color w:val="12355B"/>
+          <w:sz w:val="24"/>
+          <w:szCs w:val="24"/>
+        </w:rPr>
+        <w:t xml:space="preserve">Solve Together</w:t>
+      </w:r>
+      <w:r>
+        <w:rPr>
+          <w:i/>
+          <w:iCs/>
+          <w:color w:val="6B4FA0"/>
+          <w:sz w:val="19"/>
+          <w:szCs w:val="19"/>
+        </w:rPr>
+        <w:t xml:space="preserve">   We Do — work with your class</w:t>
+      </w:r>
+    </w:p>
+    <w:p>
+      <w:pPr>
+        <w:keepNext/>
+        <w:spacing w:after="40" w:before="40"/>
+      </w:pPr>
+      <w:r>
+        <w:rPr>
+          <w:b/>
+          <w:bCs/>
+          <w:color w:val="12355B"/>
+          <w:sz w:val="21"/>
+          <w:szCs w:val="21"/>
+        </w:rPr>
+        <w:t xml:space="preserve">Problem:  </w:t>
+      </w:r>
+      <w:r>
+        <w:rPr>
+          <w:sz w:val="21"/>
+          <w:szCs w:val="21"/>
+        </w:rPr>
+        <w:t xml:space="preserve">What is the distance between (5, -2) and (5, 4)?</w:t>
+      </w:r>
+    </w:p>
+    <w:p>
+      <w:pPr>
+        <w:spacing w:after="30"/>
+        <w:ind w:left="420"/>
+      </w:pPr>
+      <w:r>
+        <w:rPr>
+          <w:sz w:val="20"/>
+          <w:szCs w:val="20"/>
+        </w:rPr>
+        <w:t xml:space="preserve">A)  2 units</w:t>
+      </w:r>
+    </w:p>
+    <w:p>
+      <w:pPr>
+        <w:spacing w:after="30"/>
+        <w:ind w:left="420"/>
+      </w:pPr>
+      <w:r>
+        <w:rPr>
+          <w:sz w:val="20"/>
+          <w:szCs w:val="20"/>
+        </w:rPr>
+        <w:t xml:space="preserve">B)  4 units</w:t>
+      </w:r>
+    </w:p>
+    <w:p>
+      <w:pPr>
+        <w:spacing w:after="30"/>
+        <w:ind w:left="420"/>
+      </w:pPr>
+      <w:r>
+        <w:rPr>
+          <w:sz w:val="20"/>
+          <w:szCs w:val="20"/>
+        </w:rPr>
+        <w:t xml:space="preserve">C)  6 units</w:t>
+      </w:r>
+    </w:p>
+    <w:p>
+      <w:pPr>
+        <w:spacing w:after="30"/>
+        <w:ind w:left="420"/>
+      </w:pPr>
+      <w:r>
+        <w:rPr>
+          <w:sz w:val="20"/>
+          <w:szCs w:val="20"/>
+        </w:rPr>
+        <w:t xml:space="preserve">D)  10 units</w:t>
+      </w:r>
+    </w:p>
+    <w:p>
+      <w:pPr>
+        <w:keepNext/>
+        <w:spacing w:after="0" w:before="50"/>
+      </w:pPr>
+      <w:r>
+        <w:rPr>
+          <w:b/>
+          <w:bCs/>
+          <w:color w:val="6B4FA0"/>
+          <w:sz w:val="21"/>
+          <w:szCs w:val="21"/>
+        </w:rPr>
+        <w:t xml:space="preserve">Step 1:</w:t>
+      </w:r>
+    </w:p>
+    <w:p>
+      <w:pPr>
+        <w:pBdr>
+          <w:bottom w:val="single" w:color="AFBECC" w:sz="6"/>
+        </w:pBdr>
+        <w:spacing w:after="30" w:before="150"/>
+      </w:pPr>
+      <w:r>
+        <w:t xml:space="preserve"/>
+      </w:r>
+    </w:p>
+    <w:p>
+      <w:pPr>
+        <w:keepNext/>
+        <w:spacing w:after="0" w:before="50"/>
+      </w:pPr>
+      <w:r>
+        <w:rPr>
+          <w:b/>
+          <w:bCs/>
+          <w:color w:val="6B4FA0"/>
+          <w:sz w:val="21"/>
+          <w:szCs w:val="21"/>
+        </w:rPr>
+        <w:t xml:space="preserve">Step 2:</w:t>
+      </w:r>
+    </w:p>
+    <w:p>
+      <w:pPr>
+        <w:pBdr>
+          <w:bottom w:val="single" w:color="AFBECC" w:sz="6"/>
+        </w:pBdr>
+        <w:spacing w:after="30" w:before="150"/>
+      </w:pPr>
+      <w:r>
+        <w:t xml:space="preserve"/>
+      </w:r>
+    </w:p>
+    <w:p>
+      <w:pPr>
+        <w:keepNext/>
+        <w:spacing w:after="0" w:before="60"/>
+      </w:pPr>
+      <w:r>
+        <w:rPr>
+          <w:b/>
+          <w:bCs/>
+          <w:color w:val="12355B"/>
+          <w:sz w:val="21"/>
+          <w:szCs w:val="21"/>
+        </w:rPr>
+        <w:t xml:space="preserve">Answer:</w:t>
+      </w:r>
+    </w:p>
+    <w:p>
+      <w:pPr>
+        <w:pBdr>
+          <w:bottom w:val="single" w:color="AFBECC" w:sz="6"/>
+        </w:pBdr>
+        <w:spacing w:after="30" w:before="150"/>
+      </w:pPr>
+      <w:r>
+        <w:t xml:space="preserve"/>
+      </w:r>
+    </w:p>
+    <w:p>
+      <w:pPr>
+        <w:spacing w:after="80"/>
+      </w:pPr>
+      <w:r>
+        <w:t xml:space="preserve"/>
+      </w:r>
+    </w:p>
+    <w:tbl>
+      <w:tblPr>
+        <w:tblW w:type="pct" w:w="100%"/>
+        <w:tblBorders>
+          <w:top w:val="single" w:color="BBD0DE" w:sz="8"/>
+          <w:left w:val="single" w:color="BBD0DE" w:sz="8"/>
+          <w:bottom w:val="single" w:color="BBD0DE" w:sz="8"/>
+          <w:right w:val="single" w:color="BBD0DE" w:sz="8"/>
+          <w:insideH w:val="single" w:color="auto" w:sz="4"/>
+          <w:insideV w:val="single" w:color="auto" w:sz="4"/>
+        </w:tblBorders>
+      </w:tblPr>
+      <w:tblGrid>
+        <w:gridCol w:w="100"/>
+      </w:tblGrid>
+      <w:tr>
+        <w:tc>
+          <w:tcPr>
+            <w:shd w:fill="EEF4F8" w:color="auto" w:val="clear"/>
+            <w:tcMar>
+              <w:top w:type="dxa" w:w="120"/>
+              <w:left w:type="dxa" w:w="180"/>
+              <w:bottom w:type="dxa" w:w="120"/>
+              <w:right w:type="dxa" w:w="180"/>
+            </w:tcMar>
+          </w:tcPr>
+          <w:p>
+            <w:pPr>
               <w:spacing w:after="60"/>
             </w:pPr>
             <w:r>
@@ -4153,6 +5449,97 @@
           <w:szCs w:val="19"/>
         </w:rPr>
         <w:t xml:space="preserve">  — Both points share x = 3, so this is a vertical distance. |5 - (-2)| = |5 + 2| = 7 units.</w:t>
+      </w:r>
+    </w:p>
+    <w:p>
+      <w:pPr>
+        <w:pStyle w:val="Heading2"/>
+        <w:spacing w:after="80" w:before="180"/>
+      </w:pPr>
+      <w:r>
+        <w:rPr>
+          <w:b/>
+          <w:bCs/>
+          <w:color w:val="12355B"/>
+          <w:sz w:val="24"/>
+          <w:szCs w:val="24"/>
+        </w:rPr>
+        <w:t xml:space="preserve">Math Writing Criteria</w:t>
+      </w:r>
+    </w:p>
+    <w:p>
+      <w:pPr>
+        <w:spacing w:after="100"/>
+      </w:pPr>
+      <w:r>
+        <w:rPr>
+          <w:i/>
+          <w:iCs/>
+          <w:color w:val="5F6F80"/>
+          <w:sz w:val="19"/>
+          <w:szCs w:val="19"/>
+        </w:rPr>
+        <w:t xml:space="preserve">The support level changes the amount of language scaffolding, not the mathematical expectation.</w:t>
+      </w:r>
+    </w:p>
+    <w:p>
+      <w:pPr>
+        <w:spacing w:after="80"/>
+      </w:pPr>
+      <w:r>
+        <w:rPr>
+          <w:sz w:val="20"/>
+          <w:szCs w:val="20"/>
+        </w:rPr>
+        <w:t xml:space="preserve">☐  I answered the question.</w:t>
+      </w:r>
+    </w:p>
+    <w:p>
+      <w:pPr>
+        <w:spacing w:after="80"/>
+      </w:pPr>
+      <w:r>
+        <w:rPr>
+          <w:sz w:val="20"/>
+          <w:szCs w:val="20"/>
+        </w:rPr>
+        <w:t xml:space="preserve">☐  I used math evidence: numbers, an equation, a model, or a comparison.</w:t>
+      </w:r>
+    </w:p>
+    <w:p>
+      <w:pPr>
+        <w:spacing w:after="80"/>
+      </w:pPr>
+      <w:r>
+        <w:rPr>
+          <w:sz w:val="20"/>
+          <w:szCs w:val="20"/>
+        </w:rPr>
+        <w:t xml:space="preserve">☐  I explained how the evidence proves my answer.</w:t>
+      </w:r>
+    </w:p>
+    <w:p>
+      <w:pPr>
+        <w:spacing w:after="80"/>
+      </w:pPr>
+      <w:r>
+        <w:rPr>
+          <w:sz w:val="20"/>
+          <w:szCs w:val="20"/>
+        </w:rPr>
+        <w:t xml:space="preserve">☐  I used at least two math words.</w:t>
+      </w:r>
+    </w:p>
+    <w:p>
+      <w:pPr>
+        <w:spacing w:after="80"/>
+      </w:pPr>
+      <w:r>
+        <w:rPr>
+          <w:sz w:val="20"/>
+          <w:szCs w:val="20"/>
+        </w:rPr>
+        <w:t xml:space="preserve">☐  I reread complete sentences and punctuation.</w:t>
       </w:r>
     </w:p>
     <w:sectPr>
